--- a/插件详细手册/18.面板/关于全自定义画廊.docx
+++ b/插件详细手册/18.面板/关于全自定义画廊.docx
@@ -1164,7 +1164,25 @@
                 <w:sz w:val="18"/>
                 <w:szCs w:val="18"/>
               </w:rPr>
-              <w:t>1个选项窗口 + 1个按钮组 + 1个文本描述窗口 + 1个完成度窗口 + 1个</w:t>
+              <w:t>1个选项窗口</w:t>
+            </w:r>
+            <w:r>
+              <w:rPr>
+                <w:rFonts w:ascii="微软雅黑" w:eastAsia="微软雅黑" w:hAnsi="微软雅黑"/>
+                <w:kern w:val="0"/>
+                <w:sz w:val="18"/>
+                <w:szCs w:val="18"/>
+              </w:rPr>
+              <w:t>或</w:t>
+            </w:r>
+            <w:r>
+              <w:rPr>
+                <w:rFonts w:ascii="微软雅黑" w:eastAsia="微软雅黑" w:hAnsi="微软雅黑" w:hint="eastAsia"/>
+                <w:kern w:val="0"/>
+                <w:sz w:val="18"/>
+                <w:szCs w:val="18"/>
+              </w:rPr>
+              <w:t>按钮组 + 1个文本描述窗口 + 1个完成度窗口 + 1个</w:t>
             </w:r>
             <w:proofErr w:type="gramStart"/>
             <w:r>
@@ -1320,7 +1338,25 @@
                 <w:sz w:val="18"/>
                 <w:szCs w:val="18"/>
               </w:rPr>
-              <w:t>1个选项窗口 + 1个按钮组 + 1个文本描述窗口 + 1个完成度窗口 + 1个</w:t>
+              <w:t>1个选项窗口</w:t>
+            </w:r>
+            <w:r>
+              <w:rPr>
+                <w:rFonts w:ascii="微软雅黑" w:eastAsia="微软雅黑" w:hAnsi="微软雅黑"/>
+                <w:kern w:val="0"/>
+                <w:sz w:val="18"/>
+                <w:szCs w:val="18"/>
+              </w:rPr>
+              <w:t>或</w:t>
+            </w:r>
+            <w:r>
+              <w:rPr>
+                <w:rFonts w:ascii="微软雅黑" w:eastAsia="微软雅黑" w:hAnsi="微软雅黑" w:hint="eastAsia"/>
+                <w:kern w:val="0"/>
+                <w:sz w:val="18"/>
+                <w:szCs w:val="18"/>
+              </w:rPr>
+              <w:t>按钮组 + 1个文本描述窗口 + 1个完成度窗口 + 1个</w:t>
             </w:r>
             <w:proofErr w:type="gramStart"/>
             <w:r>
@@ -1968,10 +2004,10 @@
             <v:path o:extrusionok="f" gradientshapeok="t" o:connecttype="rect"/>
             <o:lock v:ext="edit" aspectratio="t"/>
           </v:shapetype>
-          <v:shape id="_x0000_i1025" type="#_x0000_t75" style="width:697.2pt;height:208.8pt" o:ole="">
+          <v:shape id="_x0000_i1025" type="#_x0000_t75" style="width:697.5pt;height:208.5pt" o:ole="">
             <v:imagedata r:id="rId9" o:title=""/>
           </v:shape>
-          <o:OLEObject Type="Embed" ProgID="Visio.Drawing.15" ShapeID="_x0000_i1025" DrawAspect="Content" ObjectID="_1807729478" r:id="rId10"/>
+          <o:OLEObject Type="Embed" ProgID="Visio.Drawing.15" ShapeID="_x0000_i1025" DrawAspect="Content" ObjectID="_1808902666" r:id="rId10"/>
         </w:object>
       </w:r>
     </w:p>
@@ -2833,7 +2869,7 @@
         <w:snapToGrid w:val="0"/>
         <w:jc w:val="left"/>
         <w:rPr>
-          <w:rFonts w:ascii="Tahoma" w:eastAsia="微软雅黑" w:hAnsi="Tahoma" w:cstheme="minorBidi" w:hint="eastAsia"/>
+          <w:rFonts w:ascii="Tahoma" w:eastAsia="微软雅黑" w:hAnsi="Tahoma" w:cstheme="minorBidi"/>
           <w:kern w:val="0"/>
           <w:sz w:val="22"/>
         </w:rPr>
@@ -3404,7 +3440,7 @@
         <w:widowControl/>
         <w:jc w:val="left"/>
         <w:rPr>
-          <w:rFonts w:ascii="Tahoma" w:eastAsia="微软雅黑" w:hAnsi="Tahoma" w:cstheme="minorBidi" w:hint="eastAsia"/>
+          <w:rFonts w:ascii="Tahoma" w:eastAsia="微软雅黑" w:hAnsi="Tahoma" w:cstheme="minorBidi"/>
           <w:kern w:val="0"/>
           <w:sz w:val="22"/>
         </w:rPr>
@@ -5047,7 +5083,7 @@
           </mc:Choice>
           <mc:Fallback>
             <w:pict>
-              <v:rect w14:anchorId="640FC139" id="矩形 6" o:spid="_x0000_s1026" style="position:absolute;margin-left:57.9pt;margin-top:214.85pt;width:89.1pt;height:32.4pt;z-index:251659264;visibility:visible;mso-wrap-style:square;mso-width-percent:0;mso-height-percent:0;mso-wrap-distance-left:9pt;mso-wrap-distance-top:0;mso-wrap-distance-right:9pt;mso-wrap-distance-bottom:0;mso-position-horizontal:absolute;mso-position-horizontal-relative:text;mso-position-vertical:absolute;mso-position-vertical-relative:text;mso-width-percent:0;mso-height-percent:0;mso-width-relative:margin;mso-height-relative:margin;v-text-anchor:middle" o:gfxdata="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" filled="f" strokecolor="red" strokeweight="2.25pt"/>
+              <v:rect w14:anchorId="2644248A" id="矩形 6" o:spid="_x0000_s1026" style="position:absolute;margin-left:57.9pt;margin-top:214.85pt;width:89.1pt;height:32.4pt;z-index:251659264;visibility:visible;mso-wrap-style:square;mso-width-percent:0;mso-height-percent:0;mso-wrap-distance-left:9pt;mso-wrap-distance-top:0;mso-wrap-distance-right:9pt;mso-wrap-distance-bottom:0;mso-position-horizontal:absolute;mso-position-horizontal-relative:text;mso-position-vertical:absolute;mso-position-vertical-relative:text;mso-width-percent:0;mso-height-percent:0;mso-width-relative:margin;mso-height-relative:margin;v-text-anchor:middle" o:gfxdata="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" filled="f" strokecolor="red" strokeweight="2.25pt"/>
             </w:pict>
           </mc:Fallback>
         </mc:AlternateContent>
@@ -5185,36 +5221,927 @@
     <w:p>
       <w:pPr>
         <w:pStyle w:val="3"/>
+      </w:pPr>
+      <w:r>
         <w:rPr>
           <w:rFonts w:hint="eastAsia"/>
         </w:rPr>
-      </w:pPr>
-      <w:r>
-        <w:rPr>
-          <w:rFonts w:hint="eastAsia"/>
-        </w:rPr>
         <w:t>灵感提示</w:t>
       </w:r>
     </w:p>
     <w:p>
       <w:pPr>
-        <w:pStyle w:val="4"/>
-        <w:spacing w:before="0" w:after="120" w:line="240" w:lineRule="auto"/>
-        <w:rPr>
-          <w:rFonts w:ascii="微软雅黑" w:eastAsia="微软雅黑" w:hAnsi="微软雅黑" w:hint="eastAsia"/>
-          <w:sz w:val="22"/>
-          <w:szCs w:val="22"/>
-        </w:rPr>
-      </w:pPr>
-      <w:r>
-        <w:rPr>
-          <w:rFonts w:ascii="微软雅黑" w:eastAsia="微软雅黑" w:hAnsi="微软雅黑" w:hint="eastAsia"/>
-          <w:sz w:val="22"/>
-          <w:szCs w:val="22"/>
-        </w:rPr>
-        <w:t>1）纯菜单设计</w:t>
-      </w:r>
-    </w:p>
+        <w:widowControl/>
+        <w:snapToGrid w:val="0"/>
+        <w:jc w:val="left"/>
+        <w:rPr>
+          <w:rFonts w:ascii="Tahoma" w:eastAsia="微软雅黑" w:hAnsi="Tahoma"/>
+          <w:bCs/>
+          <w:kern w:val="0"/>
+          <w:sz w:val="22"/>
+        </w:rPr>
+      </w:pPr>
+      <w:r>
+        <w:rPr>
+          <w:rFonts w:ascii="Tahoma" w:eastAsia="微软雅黑" w:hAnsi="Tahoma" w:hint="eastAsia"/>
+          <w:bCs/>
+          <w:kern w:val="0"/>
+          <w:sz w:val="22"/>
+        </w:rPr>
+        <w:t>画廊</w:t>
+      </w:r>
+      <w:r>
+        <w:rPr>
+          <w:rFonts w:ascii="Tahoma" w:eastAsia="微软雅黑" w:hAnsi="Tahoma" w:hint="eastAsia"/>
+          <w:bCs/>
+          <w:kern w:val="0"/>
+          <w:sz w:val="22"/>
+        </w:rPr>
+        <w:t>提供了一个方便的</w:t>
+      </w:r>
+      <w:r>
+        <w:rPr>
+          <w:rFonts w:ascii="Tahoma" w:eastAsia="微软雅黑" w:hAnsi="Tahoma" w:hint="eastAsia"/>
+          <w:bCs/>
+          <w:kern w:val="0"/>
+          <w:sz w:val="22"/>
+        </w:rPr>
+        <w:t>图片展示</w:t>
+      </w:r>
+      <w:r>
+        <w:rPr>
+          <w:rFonts w:ascii="Tahoma" w:eastAsia="微软雅黑" w:hAnsi="Tahoma" w:hint="eastAsia"/>
+          <w:bCs/>
+          <w:kern w:val="0"/>
+          <w:sz w:val="22"/>
+        </w:rPr>
+        <w:t>方法</w:t>
+      </w:r>
+      <w:r>
+        <w:rPr>
+          <w:rFonts w:ascii="Tahoma" w:eastAsia="微软雅黑" w:hAnsi="Tahoma" w:hint="eastAsia"/>
+          <w:bCs/>
+          <w:kern w:val="0"/>
+          <w:sz w:val="22"/>
+        </w:rPr>
+        <w:t>，</w:t>
+      </w:r>
+    </w:p>
+    <w:p>
+      <w:pPr>
+        <w:widowControl/>
+        <w:snapToGrid w:val="0"/>
+        <w:jc w:val="left"/>
+        <w:rPr>
+          <w:rFonts w:ascii="Tahoma" w:eastAsia="微软雅黑" w:hAnsi="Tahoma" w:hint="eastAsia"/>
+          <w:bCs/>
+          <w:kern w:val="0"/>
+          <w:sz w:val="22"/>
+        </w:rPr>
+      </w:pPr>
+      <w:r>
+        <w:rPr>
+          <w:rFonts w:ascii="Tahoma" w:eastAsia="微软雅黑" w:hAnsi="Tahoma" w:hint="eastAsia"/>
+          <w:bCs/>
+          <w:kern w:val="0"/>
+          <w:sz w:val="22"/>
+        </w:rPr>
+        <w:t>但是并非只能通过</w:t>
+      </w:r>
+      <w:r>
+        <w:rPr>
+          <w:rFonts w:ascii="Tahoma" w:eastAsia="微软雅黑" w:hAnsi="Tahoma" w:hint="eastAsia"/>
+          <w:bCs/>
+          <w:kern w:val="0"/>
+          <w:sz w:val="22"/>
+        </w:rPr>
+        <w:t>画廊</w:t>
+      </w:r>
+      <w:r>
+        <w:rPr>
+          <w:rFonts w:ascii="Tahoma" w:eastAsia="微软雅黑" w:hAnsi="Tahoma" w:hint="eastAsia"/>
+          <w:bCs/>
+          <w:kern w:val="0"/>
+          <w:sz w:val="22"/>
+        </w:rPr>
+        <w:t>才能制作功能。</w:t>
+      </w:r>
+    </w:p>
+    <w:p>
+      <w:pPr>
+        <w:rPr>
+          <w:rFonts w:ascii="Tahoma" w:eastAsia="微软雅黑" w:hAnsi="Tahoma"/>
+          <w:bCs/>
+          <w:kern w:val="0"/>
+          <w:sz w:val="22"/>
+        </w:rPr>
+      </w:pPr>
+      <w:r>
+        <w:rPr>
+          <w:rFonts w:ascii="Tahoma" w:eastAsia="微软雅黑" w:hAnsi="Tahoma" w:hint="eastAsia"/>
+          <w:bCs/>
+          <w:kern w:val="0"/>
+          <w:sz w:val="22"/>
+        </w:rPr>
+        <w:t>》</w:t>
+      </w:r>
+      <w:r>
+        <w:rPr>
+          <w:rFonts w:ascii="Tahoma" w:eastAsia="微软雅黑" w:hAnsi="Tahoma" w:hint="eastAsia"/>
+          <w:bCs/>
+          <w:kern w:val="0"/>
+          <w:sz w:val="22"/>
+        </w:rPr>
+        <w:t>使用</w:t>
+      </w:r>
+      <w:r>
+        <w:rPr>
+          <w:rFonts w:ascii="Tahoma" w:eastAsia="微软雅黑" w:hAnsi="Tahoma" w:hint="eastAsia"/>
+          <w:bCs/>
+          <w:color w:val="00B050"/>
+          <w:kern w:val="0"/>
+          <w:sz w:val="22"/>
+        </w:rPr>
+        <w:t>全自定义</w:t>
+      </w:r>
+      <w:r>
+        <w:rPr>
+          <w:rFonts w:ascii="Tahoma" w:eastAsia="微软雅黑" w:hAnsi="Tahoma" w:hint="eastAsia"/>
+          <w:bCs/>
+          <w:color w:val="00B050"/>
+          <w:kern w:val="0"/>
+          <w:sz w:val="22"/>
+        </w:rPr>
+        <w:t>画廊</w:t>
+      </w:r>
+      <w:r>
+        <w:rPr>
+          <w:rFonts w:ascii="Tahoma" w:eastAsia="微软雅黑" w:hAnsi="Tahoma" w:hint="eastAsia"/>
+          <w:bCs/>
+          <w:kern w:val="0"/>
+          <w:sz w:val="22"/>
+        </w:rPr>
+        <w:t>制作</w:t>
+      </w:r>
+      <w:r>
+        <w:rPr>
+          <w:rFonts w:ascii="Tahoma" w:eastAsia="微软雅黑" w:hAnsi="Tahoma" w:hint="eastAsia"/>
+          <w:bCs/>
+          <w:kern w:val="0"/>
+          <w:sz w:val="22"/>
+        </w:rPr>
+        <w:t>功能</w:t>
+      </w:r>
+      <w:r>
+        <w:rPr>
+          <w:rFonts w:ascii="Tahoma" w:eastAsia="微软雅黑" w:hAnsi="Tahoma" w:hint="eastAsia"/>
+          <w:bCs/>
+          <w:kern w:val="0"/>
+          <w:sz w:val="22"/>
+        </w:rPr>
+        <w:t>：</w:t>
+      </w:r>
+    </w:p>
+    <w:tbl>
+      <w:tblPr>
+        <w:tblStyle w:val="af"/>
+        <w:tblW w:w="0" w:type="auto"/>
+        <w:tblLook w:val="04A0" w:firstRow="1" w:lastRow="0" w:firstColumn="1" w:lastColumn="0" w:noHBand="0" w:noVBand="1"/>
+      </w:tblPr>
+      <w:tblGrid>
+        <w:gridCol w:w="8522"/>
+      </w:tblGrid>
+      <w:tr>
+        <w:tc>
+          <w:tcPr>
+            <w:tcW w:w="8522" w:type="dxa"/>
+          </w:tcPr>
+          <w:p>
+            <w:pPr>
+              <w:widowControl/>
+              <w:adjustRightInd w:val="0"/>
+              <w:snapToGrid w:val="0"/>
+              <w:jc w:val="left"/>
+              <w:rPr>
+                <w:rFonts w:ascii="Tahoma" w:eastAsia="微软雅黑" w:hAnsi="Tahoma"/>
+                <w:bCs/>
+                <w:kern w:val="0"/>
+                <w:sz w:val="22"/>
+              </w:rPr>
+            </w:pPr>
+            <w:r>
+              <w:rPr>
+                <w:rFonts w:ascii="Tahoma" w:eastAsia="微软雅黑" w:hAnsi="Tahoma" w:hint="eastAsia"/>
+                <w:bCs/>
+                <w:kern w:val="0"/>
+                <w:sz w:val="22"/>
+              </w:rPr>
+              <w:t>优点：</w:t>
+            </w:r>
+          </w:p>
+          <w:p>
+            <w:pPr>
+              <w:widowControl/>
+              <w:adjustRightInd w:val="0"/>
+              <w:snapToGrid w:val="0"/>
+              <w:jc w:val="left"/>
+              <w:rPr>
+                <w:rFonts w:ascii="Tahoma" w:eastAsia="微软雅黑" w:hAnsi="Tahoma"/>
+                <w:bCs/>
+                <w:kern w:val="0"/>
+                <w:sz w:val="22"/>
+              </w:rPr>
+            </w:pPr>
+            <w:r>
+              <w:rPr>
+                <w:rFonts w:ascii="Tahoma" w:eastAsia="微软雅黑" w:hAnsi="Tahoma"/>
+                <w:bCs/>
+                <w:kern w:val="0"/>
+                <w:sz w:val="22"/>
+              </w:rPr>
+              <w:tab/>
+              <w:t>1.</w:t>
+            </w:r>
+            <w:r>
+              <w:rPr>
+                <w:rFonts w:ascii="Tahoma" w:eastAsia="微软雅黑" w:hAnsi="Tahoma" w:hint="eastAsia"/>
+                <w:bCs/>
+                <w:kern w:val="0"/>
+                <w:sz w:val="22"/>
+              </w:rPr>
+              <w:t>贴图层次结构灵活，可以</w:t>
+            </w:r>
+            <w:proofErr w:type="gramStart"/>
+            <w:r>
+              <w:rPr>
+                <w:rFonts w:ascii="Tahoma" w:eastAsia="微软雅黑" w:hAnsi="Tahoma" w:hint="eastAsia"/>
+                <w:bCs/>
+                <w:kern w:val="0"/>
+                <w:sz w:val="22"/>
+              </w:rPr>
+              <w:t>贴大量</w:t>
+            </w:r>
+            <w:proofErr w:type="gramEnd"/>
+            <w:r>
+              <w:rPr>
+                <w:rFonts w:ascii="Tahoma" w:eastAsia="微软雅黑" w:hAnsi="Tahoma" w:hint="eastAsia"/>
+                <w:bCs/>
+                <w:kern w:val="0"/>
+                <w:sz w:val="22"/>
+              </w:rPr>
+              <w:t>装饰部件（</w:t>
+            </w:r>
+            <w:r>
+              <w:rPr>
+                <w:rFonts w:ascii="Tahoma" w:eastAsia="微软雅黑" w:hAnsi="Tahoma" w:hint="eastAsia"/>
+                <w:bCs/>
+                <w:kern w:val="0"/>
+                <w:sz w:val="22"/>
+              </w:rPr>
+              <w:t>背景、粒子、魔法圈</w:t>
+            </w:r>
+            <w:r>
+              <w:rPr>
+                <w:rFonts w:ascii="Tahoma" w:eastAsia="微软雅黑" w:hAnsi="Tahoma" w:hint="eastAsia"/>
+                <w:bCs/>
+                <w:kern w:val="0"/>
+                <w:sz w:val="22"/>
+              </w:rPr>
+              <w:t>）</w:t>
+            </w:r>
+            <w:r>
+              <w:rPr>
+                <w:rFonts w:ascii="Tahoma" w:eastAsia="微软雅黑" w:hAnsi="Tahoma" w:hint="eastAsia"/>
+                <w:bCs/>
+                <w:kern w:val="0"/>
+                <w:sz w:val="22"/>
+              </w:rPr>
+              <w:t>。</w:t>
+            </w:r>
+          </w:p>
+          <w:p>
+            <w:pPr>
+              <w:widowControl/>
+              <w:adjustRightInd w:val="0"/>
+              <w:snapToGrid w:val="0"/>
+              <w:jc w:val="left"/>
+              <w:rPr>
+                <w:rFonts w:ascii="Tahoma" w:eastAsia="微软雅黑" w:hAnsi="Tahoma"/>
+                <w:bCs/>
+                <w:kern w:val="0"/>
+                <w:sz w:val="22"/>
+              </w:rPr>
+            </w:pPr>
+            <w:r>
+              <w:rPr>
+                <w:rFonts w:ascii="Tahoma" w:eastAsia="微软雅黑" w:hAnsi="Tahoma"/>
+                <w:bCs/>
+                <w:kern w:val="0"/>
+                <w:sz w:val="22"/>
+              </w:rPr>
+              <w:tab/>
+              <w:t>2.</w:t>
+            </w:r>
+            <w:r>
+              <w:rPr>
+                <w:rFonts w:ascii="Tahoma" w:eastAsia="微软雅黑" w:hAnsi="Tahoma" w:hint="eastAsia"/>
+                <w:bCs/>
+                <w:kern w:val="0"/>
+                <w:sz w:val="22"/>
+              </w:rPr>
+              <w:t>框架成形，</w:t>
+            </w:r>
+            <w:r>
+              <w:rPr>
+                <w:rFonts w:ascii="Tahoma" w:eastAsia="微软雅黑" w:hAnsi="Tahoma" w:hint="eastAsia"/>
+                <w:bCs/>
+                <w:kern w:val="0"/>
+                <w:sz w:val="22"/>
+              </w:rPr>
+              <w:t>制作固定</w:t>
+            </w:r>
+            <w:r>
+              <w:rPr>
+                <w:rFonts w:ascii="Tahoma" w:eastAsia="微软雅黑" w:hAnsi="Tahoma" w:hint="eastAsia"/>
+                <w:bCs/>
+                <w:kern w:val="0"/>
+                <w:sz w:val="22"/>
+              </w:rPr>
+              <w:t>画面</w:t>
+            </w:r>
+            <w:proofErr w:type="gramStart"/>
+            <w:r>
+              <w:rPr>
+                <w:rFonts w:ascii="Tahoma" w:eastAsia="微软雅黑" w:hAnsi="Tahoma" w:hint="eastAsia"/>
+                <w:bCs/>
+                <w:kern w:val="0"/>
+                <w:sz w:val="22"/>
+              </w:rPr>
+              <w:t>的图层非常</w:t>
+            </w:r>
+            <w:proofErr w:type="gramEnd"/>
+            <w:r>
+              <w:rPr>
+                <w:rFonts w:ascii="Tahoma" w:eastAsia="微软雅黑" w:hAnsi="Tahoma" w:hint="eastAsia"/>
+                <w:bCs/>
+                <w:kern w:val="0"/>
+                <w:sz w:val="22"/>
+              </w:rPr>
+              <w:t>简单，</w:t>
+            </w:r>
+            <w:r>
+              <w:rPr>
+                <w:rFonts w:ascii="Tahoma" w:eastAsia="微软雅黑" w:hAnsi="Tahoma" w:hint="eastAsia"/>
+                <w:bCs/>
+                <w:kern w:val="0"/>
+                <w:sz w:val="22"/>
+              </w:rPr>
+              <w:t>ps</w:t>
+            </w:r>
+            <w:r>
+              <w:rPr>
+                <w:rFonts w:ascii="Tahoma" w:eastAsia="微软雅黑" w:hAnsi="Tahoma" w:hint="eastAsia"/>
+                <w:bCs/>
+                <w:kern w:val="0"/>
+                <w:sz w:val="22"/>
+              </w:rPr>
+              <w:t>解决一切。</w:t>
+            </w:r>
+          </w:p>
+          <w:p>
+            <w:pPr>
+              <w:widowControl/>
+              <w:adjustRightInd w:val="0"/>
+              <w:snapToGrid w:val="0"/>
+              <w:jc w:val="left"/>
+              <w:rPr>
+                <w:rFonts w:ascii="Tahoma" w:eastAsia="微软雅黑" w:hAnsi="Tahoma"/>
+                <w:bCs/>
+                <w:kern w:val="0"/>
+                <w:sz w:val="22"/>
+              </w:rPr>
+            </w:pPr>
+            <w:r>
+              <w:rPr>
+                <w:rFonts w:ascii="Tahoma" w:eastAsia="微软雅黑" w:hAnsi="Tahoma"/>
+                <w:bCs/>
+                <w:kern w:val="0"/>
+                <w:sz w:val="22"/>
+              </w:rPr>
+              <w:tab/>
+              <w:t>3.</w:t>
+            </w:r>
+            <w:r>
+              <w:rPr>
+                <w:rFonts w:ascii="Tahoma" w:eastAsia="微软雅黑" w:hAnsi="Tahoma" w:hint="eastAsia"/>
+                <w:bCs/>
+                <w:kern w:val="0"/>
+                <w:sz w:val="22"/>
+              </w:rPr>
+              <w:t>游戏</w:t>
+            </w:r>
+            <w:r>
+              <w:rPr>
+                <w:rFonts w:ascii="Tahoma" w:eastAsia="微软雅黑" w:hAnsi="Tahoma" w:hint="eastAsia"/>
+                <w:bCs/>
+                <w:kern w:val="0"/>
+                <w:sz w:val="22"/>
+              </w:rPr>
+              <w:t>性能消耗低。</w:t>
+            </w:r>
+          </w:p>
+          <w:p>
+            <w:pPr>
+              <w:widowControl/>
+              <w:adjustRightInd w:val="0"/>
+              <w:snapToGrid w:val="0"/>
+              <w:jc w:val="left"/>
+              <w:rPr>
+                <w:rFonts w:ascii="Tahoma" w:eastAsia="微软雅黑" w:hAnsi="Tahoma"/>
+                <w:bCs/>
+                <w:kern w:val="0"/>
+                <w:sz w:val="22"/>
+              </w:rPr>
+            </w:pPr>
+            <w:r>
+              <w:rPr>
+                <w:rFonts w:ascii="Tahoma" w:eastAsia="微软雅黑" w:hAnsi="Tahoma" w:hint="eastAsia"/>
+                <w:bCs/>
+                <w:kern w:val="0"/>
+                <w:sz w:val="22"/>
+              </w:rPr>
+              <w:t>缺点：</w:t>
+            </w:r>
+          </w:p>
+          <w:p>
+            <w:pPr>
+              <w:widowControl/>
+              <w:adjustRightInd w:val="0"/>
+              <w:snapToGrid w:val="0"/>
+              <w:jc w:val="left"/>
+              <w:rPr>
+                <w:rFonts w:ascii="Tahoma" w:eastAsia="微软雅黑" w:hAnsi="Tahoma"/>
+                <w:bCs/>
+                <w:kern w:val="0"/>
+                <w:sz w:val="22"/>
+              </w:rPr>
+            </w:pPr>
+            <w:r>
+              <w:rPr>
+                <w:rFonts w:ascii="Tahoma" w:eastAsia="微软雅黑" w:hAnsi="Tahoma"/>
+                <w:bCs/>
+                <w:kern w:val="0"/>
+                <w:sz w:val="22"/>
+              </w:rPr>
+              <w:tab/>
+              <w:t>1.</w:t>
+            </w:r>
+            <w:r>
+              <w:rPr>
+                <w:rFonts w:ascii="Tahoma" w:eastAsia="微软雅黑" w:hAnsi="Tahoma" w:hint="eastAsia"/>
+                <w:bCs/>
+                <w:kern w:val="0"/>
+                <w:sz w:val="22"/>
+              </w:rPr>
+              <w:t>用户交互能力受限，不能制作复杂的事件响应。</w:t>
+            </w:r>
+          </w:p>
+          <w:p>
+            <w:pPr>
+              <w:widowControl/>
+              <w:adjustRightInd w:val="0"/>
+              <w:snapToGrid w:val="0"/>
+              <w:jc w:val="left"/>
+              <w:rPr>
+                <w:rFonts w:ascii="Tahoma" w:eastAsia="微软雅黑" w:hAnsi="Tahoma"/>
+                <w:bCs/>
+                <w:kern w:val="0"/>
+                <w:sz w:val="22"/>
+              </w:rPr>
+            </w:pPr>
+            <w:r>
+              <w:rPr>
+                <w:rFonts w:ascii="Tahoma" w:eastAsia="微软雅黑" w:hAnsi="Tahoma"/>
+                <w:bCs/>
+                <w:kern w:val="0"/>
+                <w:sz w:val="22"/>
+              </w:rPr>
+              <w:tab/>
+              <w:t>2.</w:t>
+            </w:r>
+            <w:r>
+              <w:rPr>
+                <w:rFonts w:ascii="Tahoma" w:eastAsia="微软雅黑" w:hAnsi="Tahoma" w:hint="eastAsia"/>
+                <w:bCs/>
+                <w:kern w:val="0"/>
+                <w:sz w:val="22"/>
+              </w:rPr>
+              <w:t>每个面板都是独立的界面，进入该界面后，其它界面必然暂停。</w:t>
+            </w:r>
+          </w:p>
+        </w:tc>
+      </w:tr>
+    </w:tbl>
+    <w:p>
+      <w:pPr>
+        <w:rPr>
+          <w:rFonts w:ascii="Tahoma" w:eastAsia="微软雅黑" w:hAnsi="Tahoma"/>
+          <w:kern w:val="0"/>
+          <w:sz w:val="22"/>
+        </w:rPr>
+      </w:pPr>
+      <w:r>
+        <w:rPr>
+          <w:rFonts w:ascii="Tahoma" w:eastAsia="微软雅黑" w:hAnsi="Tahoma" w:hint="eastAsia"/>
+          <w:kern w:val="0"/>
+          <w:sz w:val="22"/>
+        </w:rPr>
+        <w:t>》</w:t>
+      </w:r>
+      <w:r>
+        <w:rPr>
+          <w:rFonts w:ascii="Tahoma" w:eastAsia="微软雅黑" w:hAnsi="Tahoma" w:hint="eastAsia"/>
+          <w:kern w:val="0"/>
+          <w:sz w:val="22"/>
+        </w:rPr>
+        <w:t>也可以使用</w:t>
+      </w:r>
+      <w:r>
+        <w:rPr>
+          <w:rFonts w:ascii="Tahoma" w:eastAsia="微软雅黑" w:hAnsi="Tahoma" w:hint="eastAsia"/>
+          <w:color w:val="00B050"/>
+          <w:kern w:val="0"/>
+          <w:sz w:val="22"/>
+        </w:rPr>
+        <w:t>地图界面</w:t>
+      </w:r>
+      <w:r>
+        <w:rPr>
+          <w:rFonts w:ascii="Tahoma" w:eastAsia="微软雅黑" w:hAnsi="Tahoma" w:hint="eastAsia"/>
+          <w:color w:val="00B050"/>
+          <w:kern w:val="0"/>
+          <w:sz w:val="22"/>
+        </w:rPr>
+        <w:t>+</w:t>
+      </w:r>
+      <w:r>
+        <w:rPr>
+          <w:rFonts w:ascii="Tahoma" w:eastAsia="微软雅黑" w:hAnsi="Tahoma" w:hint="eastAsia"/>
+          <w:color w:val="00B050"/>
+          <w:kern w:val="0"/>
+          <w:sz w:val="22"/>
+        </w:rPr>
+        <w:t>事件</w:t>
+      </w:r>
+      <w:r>
+        <w:rPr>
+          <w:rFonts w:ascii="Tahoma" w:eastAsia="微软雅黑" w:hAnsi="Tahoma" w:hint="eastAsia"/>
+          <w:kern w:val="0"/>
+          <w:sz w:val="22"/>
+        </w:rPr>
+        <w:t>来做类似</w:t>
+      </w:r>
+      <w:r>
+        <w:rPr>
+          <w:rFonts w:ascii="Tahoma" w:eastAsia="微软雅黑" w:hAnsi="Tahoma" w:hint="eastAsia"/>
+          <w:kern w:val="0"/>
+          <w:sz w:val="22"/>
+        </w:rPr>
+        <w:t>查看图片</w:t>
+      </w:r>
+      <w:r>
+        <w:rPr>
+          <w:rFonts w:ascii="Tahoma" w:eastAsia="微软雅黑" w:hAnsi="Tahoma" w:hint="eastAsia"/>
+          <w:kern w:val="0"/>
+          <w:sz w:val="22"/>
+        </w:rPr>
+        <w:t>功能：</w:t>
+      </w:r>
+    </w:p>
+    <w:tbl>
+      <w:tblPr>
+        <w:tblStyle w:val="af"/>
+        <w:tblW w:w="0" w:type="auto"/>
+        <w:tblLook w:val="04A0" w:firstRow="1" w:lastRow="0" w:firstColumn="1" w:lastColumn="0" w:noHBand="0" w:noVBand="1"/>
+      </w:tblPr>
+      <w:tblGrid>
+        <w:gridCol w:w="8522"/>
+      </w:tblGrid>
+      <w:tr>
+        <w:tc>
+          <w:tcPr>
+            <w:tcW w:w="8522" w:type="dxa"/>
+          </w:tcPr>
+          <w:p>
+            <w:pPr>
+              <w:widowControl/>
+              <w:adjustRightInd w:val="0"/>
+              <w:snapToGrid w:val="0"/>
+              <w:jc w:val="left"/>
+              <w:rPr>
+                <w:rFonts w:ascii="Tahoma" w:eastAsia="微软雅黑" w:hAnsi="Tahoma"/>
+                <w:bCs/>
+                <w:kern w:val="0"/>
+                <w:sz w:val="22"/>
+              </w:rPr>
+            </w:pPr>
+            <w:r>
+              <w:rPr>
+                <w:rFonts w:ascii="Tahoma" w:eastAsia="微软雅黑" w:hAnsi="Tahoma" w:hint="eastAsia"/>
+                <w:bCs/>
+                <w:kern w:val="0"/>
+                <w:sz w:val="22"/>
+              </w:rPr>
+              <w:t>优点：</w:t>
+            </w:r>
+          </w:p>
+          <w:p>
+            <w:pPr>
+              <w:widowControl/>
+              <w:adjustRightInd w:val="0"/>
+              <w:snapToGrid w:val="0"/>
+              <w:jc w:val="left"/>
+              <w:rPr>
+                <w:rFonts w:ascii="Tahoma" w:eastAsia="微软雅黑" w:hAnsi="Tahoma"/>
+                <w:bCs/>
+                <w:kern w:val="0"/>
+                <w:sz w:val="22"/>
+              </w:rPr>
+            </w:pPr>
+            <w:r>
+              <w:rPr>
+                <w:rFonts w:ascii="Tahoma" w:eastAsia="微软雅黑" w:hAnsi="Tahoma"/>
+                <w:bCs/>
+                <w:kern w:val="0"/>
+                <w:sz w:val="22"/>
+              </w:rPr>
+              <w:tab/>
+              <w:t>1.</w:t>
+            </w:r>
+            <w:r>
+              <w:rPr>
+                <w:rFonts w:ascii="Tahoma" w:eastAsia="微软雅黑" w:hAnsi="Tahoma" w:hint="eastAsia"/>
+                <w:bCs/>
+                <w:kern w:val="0"/>
+                <w:sz w:val="22"/>
+              </w:rPr>
+              <w:t>交互能力可以高度自定义。</w:t>
+            </w:r>
+          </w:p>
+          <w:p>
+            <w:pPr>
+              <w:widowControl/>
+              <w:adjustRightInd w:val="0"/>
+              <w:snapToGrid w:val="0"/>
+              <w:jc w:val="left"/>
+              <w:rPr>
+                <w:rFonts w:ascii="Tahoma" w:eastAsia="微软雅黑" w:hAnsi="Tahoma"/>
+                <w:bCs/>
+                <w:kern w:val="0"/>
+                <w:sz w:val="22"/>
+              </w:rPr>
+            </w:pPr>
+            <w:r>
+              <w:rPr>
+                <w:rFonts w:ascii="Tahoma" w:eastAsia="微软雅黑" w:hAnsi="Tahoma"/>
+                <w:bCs/>
+                <w:kern w:val="0"/>
+                <w:sz w:val="22"/>
+              </w:rPr>
+              <w:tab/>
+              <w:t>2.</w:t>
+            </w:r>
+            <w:r>
+              <w:rPr>
+                <w:rFonts w:ascii="Tahoma" w:eastAsia="微软雅黑" w:hAnsi="Tahoma" w:hint="eastAsia"/>
+                <w:bCs/>
+                <w:kern w:val="0"/>
+                <w:sz w:val="22"/>
+              </w:rPr>
+              <w:t>可以使用事件制作鼠标按钮点击效果。</w:t>
+            </w:r>
+          </w:p>
+          <w:p>
+            <w:pPr>
+              <w:widowControl/>
+              <w:adjustRightInd w:val="0"/>
+              <w:snapToGrid w:val="0"/>
+              <w:jc w:val="left"/>
+              <w:rPr>
+                <w:rFonts w:ascii="Tahoma" w:eastAsia="微软雅黑" w:hAnsi="Tahoma"/>
+                <w:bCs/>
+                <w:kern w:val="0"/>
+                <w:sz w:val="22"/>
+              </w:rPr>
+            </w:pPr>
+            <w:r>
+              <w:rPr>
+                <w:rFonts w:ascii="Tahoma" w:eastAsia="微软雅黑" w:hAnsi="Tahoma" w:hint="eastAsia"/>
+                <w:bCs/>
+                <w:kern w:val="0"/>
+                <w:sz w:val="22"/>
+              </w:rPr>
+              <w:t>缺点：</w:t>
+            </w:r>
+          </w:p>
+          <w:p>
+            <w:pPr>
+              <w:widowControl/>
+              <w:adjustRightInd w:val="0"/>
+              <w:snapToGrid w:val="0"/>
+              <w:jc w:val="left"/>
+              <w:rPr>
+                <w:rFonts w:ascii="Tahoma" w:eastAsia="微软雅黑" w:hAnsi="Tahoma"/>
+                <w:bCs/>
+                <w:kern w:val="0"/>
+                <w:sz w:val="22"/>
+              </w:rPr>
+            </w:pPr>
+            <w:r>
+              <w:rPr>
+                <w:rFonts w:ascii="Tahoma" w:eastAsia="微软雅黑" w:hAnsi="Tahoma"/>
+                <w:bCs/>
+                <w:kern w:val="0"/>
+                <w:sz w:val="22"/>
+              </w:rPr>
+              <w:tab/>
+              <w:t>1.</w:t>
+            </w:r>
+            <w:r>
+              <w:rPr>
+                <w:rFonts w:ascii="Tahoma" w:eastAsia="微软雅黑" w:hAnsi="Tahoma" w:hint="eastAsia"/>
+                <w:bCs/>
+                <w:kern w:val="0"/>
+                <w:sz w:val="22"/>
+              </w:rPr>
+              <w:t>框架混乱，用事件写出来的指令，不能很好地复用、转移。</w:t>
+            </w:r>
+          </w:p>
+          <w:p>
+            <w:pPr>
+              <w:widowControl/>
+              <w:adjustRightInd w:val="0"/>
+              <w:snapToGrid w:val="0"/>
+              <w:jc w:val="left"/>
+              <w:rPr>
+                <w:rFonts w:ascii="Tahoma" w:eastAsia="微软雅黑" w:hAnsi="Tahoma"/>
+                <w:bCs/>
+                <w:kern w:val="0"/>
+                <w:sz w:val="22"/>
+              </w:rPr>
+            </w:pPr>
+            <w:r>
+              <w:rPr>
+                <w:rFonts w:ascii="Tahoma" w:eastAsia="微软雅黑" w:hAnsi="Tahoma"/>
+                <w:bCs/>
+                <w:kern w:val="0"/>
+                <w:sz w:val="22"/>
+              </w:rPr>
+              <w:tab/>
+              <w:t>2.</w:t>
+            </w:r>
+            <w:r>
+              <w:rPr>
+                <w:rFonts w:ascii="Tahoma" w:eastAsia="微软雅黑" w:hAnsi="Tahoma" w:hint="eastAsia"/>
+                <w:bCs/>
+                <w:kern w:val="0"/>
+                <w:sz w:val="22"/>
+              </w:rPr>
+              <w:t>需要许多并行事件支撑，容易出现</w:t>
+            </w:r>
+            <w:r>
+              <w:rPr>
+                <w:rFonts w:ascii="Tahoma" w:eastAsia="微软雅黑" w:hAnsi="Tahoma" w:hint="eastAsia"/>
+                <w:bCs/>
+                <w:kern w:val="0"/>
+                <w:sz w:val="22"/>
+              </w:rPr>
+              <w:t>bug</w:t>
+            </w:r>
+            <w:r>
+              <w:rPr>
+                <w:rFonts w:ascii="Tahoma" w:eastAsia="微软雅黑" w:hAnsi="Tahoma" w:hint="eastAsia"/>
+                <w:bCs/>
+                <w:kern w:val="0"/>
+                <w:sz w:val="22"/>
+              </w:rPr>
+              <w:t>；</w:t>
+            </w:r>
+          </w:p>
+          <w:p>
+            <w:pPr>
+              <w:widowControl/>
+              <w:adjustRightInd w:val="0"/>
+              <w:snapToGrid w:val="0"/>
+              <w:ind w:firstLineChars="300" w:firstLine="660"/>
+              <w:jc w:val="left"/>
+              <w:rPr>
+                <w:rFonts w:ascii="Tahoma" w:eastAsia="微软雅黑" w:hAnsi="Tahoma"/>
+                <w:bCs/>
+                <w:kern w:val="0"/>
+                <w:sz w:val="22"/>
+              </w:rPr>
+            </w:pPr>
+            <w:r>
+              <w:rPr>
+                <w:rFonts w:ascii="Tahoma" w:eastAsia="微软雅黑" w:hAnsi="Tahoma" w:hint="eastAsia"/>
+                <w:bCs/>
+                <w:kern w:val="0"/>
+                <w:sz w:val="22"/>
+              </w:rPr>
+              <w:t>容易劝退对</w:t>
+            </w:r>
+            <w:r>
+              <w:rPr>
+                <w:rFonts w:ascii="Tahoma" w:eastAsia="微软雅黑" w:hAnsi="Tahoma" w:hint="eastAsia"/>
+                <w:bCs/>
+                <w:kern w:val="0"/>
+                <w:sz w:val="22"/>
+              </w:rPr>
+              <w:t xml:space="preserve"> </w:t>
+            </w:r>
+            <w:r>
+              <w:rPr>
+                <w:rFonts w:ascii="Tahoma" w:eastAsia="微软雅黑" w:hAnsi="Tahoma" w:hint="eastAsia"/>
+                <w:bCs/>
+                <w:kern w:val="0"/>
+                <w:sz w:val="22"/>
+              </w:rPr>
+              <w:t>事件指令、插件指令</w:t>
+            </w:r>
+            <w:r>
+              <w:rPr>
+                <w:rFonts w:ascii="Tahoma" w:eastAsia="微软雅黑" w:hAnsi="Tahoma" w:hint="eastAsia"/>
+                <w:bCs/>
+                <w:kern w:val="0"/>
+                <w:sz w:val="22"/>
+              </w:rPr>
+              <w:t xml:space="preserve"> </w:t>
+            </w:r>
+            <w:r>
+              <w:rPr>
+                <w:rFonts w:ascii="Tahoma" w:eastAsia="微软雅黑" w:hAnsi="Tahoma" w:hint="eastAsia"/>
+                <w:bCs/>
+                <w:kern w:val="0"/>
+                <w:sz w:val="22"/>
+              </w:rPr>
+              <w:t>了解不深的萌新。</w:t>
+            </w:r>
+          </w:p>
+          <w:p>
+            <w:pPr>
+              <w:widowControl/>
+              <w:adjustRightInd w:val="0"/>
+              <w:snapToGrid w:val="0"/>
+              <w:jc w:val="left"/>
+              <w:rPr>
+                <w:rFonts w:ascii="Tahoma" w:eastAsia="微软雅黑" w:hAnsi="Tahoma"/>
+                <w:bCs/>
+                <w:kern w:val="0"/>
+                <w:sz w:val="22"/>
+              </w:rPr>
+            </w:pPr>
+            <w:r>
+              <w:rPr>
+                <w:rFonts w:ascii="Tahoma" w:eastAsia="微软雅黑" w:hAnsi="Tahoma"/>
+                <w:bCs/>
+                <w:kern w:val="0"/>
+                <w:sz w:val="22"/>
+              </w:rPr>
+              <w:tab/>
+              <w:t>3</w:t>
+            </w:r>
+            <w:r>
+              <w:rPr>
+                <w:rFonts w:ascii="Tahoma" w:eastAsia="微软雅黑" w:hAnsi="Tahoma"/>
+                <w:bCs/>
+                <w:kern w:val="0"/>
+                <w:sz w:val="22"/>
+              </w:rPr>
+              <w:t>.</w:t>
+            </w:r>
+            <w:r>
+              <w:rPr>
+                <w:rFonts w:ascii="Tahoma" w:eastAsia="微软雅黑" w:hAnsi="Tahoma" w:hint="eastAsia"/>
+                <w:bCs/>
+                <w:kern w:val="0"/>
+                <w:sz w:val="22"/>
+              </w:rPr>
+              <w:t>游戏性能消耗高</w:t>
+            </w:r>
+            <w:r>
+              <w:rPr>
+                <w:rFonts w:ascii="Tahoma" w:eastAsia="微软雅黑" w:hAnsi="Tahoma" w:hint="eastAsia"/>
+                <w:bCs/>
+                <w:kern w:val="0"/>
+                <w:sz w:val="22"/>
+              </w:rPr>
+              <w:t>。</w:t>
+            </w:r>
+          </w:p>
+        </w:tc>
+      </w:tr>
+    </w:tbl>
     <w:p>
       <w:pPr>
         <w:widowControl/>
@@ -5222,19 +6149,11 @@
         <w:snapToGrid w:val="0"/>
         <w:jc w:val="left"/>
         <w:rPr>
-          <w:rFonts w:ascii="Tahoma" w:eastAsia="微软雅黑" w:hAnsi="Tahoma" w:cstheme="minorBidi"/>
-          <w:kern w:val="0"/>
-          <w:sz w:val="22"/>
-        </w:rPr>
-      </w:pPr>
-      <w:r>
-        <w:rPr>
-          <w:rFonts w:ascii="Tahoma" w:eastAsia="微软雅黑" w:hAnsi="Tahoma" w:cstheme="minorBidi" w:hint="eastAsia"/>
-          <w:kern w:val="0"/>
-          <w:sz w:val="22"/>
-        </w:rPr>
-        <w:t>纯菜单设计顾名思义，即在主菜单界面或者标题界面，开启一个画廊按钮。</w:t>
-      </w:r>
+          <w:rFonts w:ascii="宋体" w:hAnsi="宋体" w:cs="宋体"/>
+          <w:kern w:val="0"/>
+          <w:szCs w:val="24"/>
+        </w:rPr>
+      </w:pPr>
     </w:p>
     <w:p>
       <w:pPr>
@@ -5243,6 +6162,590 @@
         <w:snapToGrid w:val="0"/>
         <w:jc w:val="left"/>
         <w:rPr>
+          <w:rFonts w:ascii="宋体" w:hAnsi="宋体" w:cs="宋体" w:hint="eastAsia"/>
+          <w:kern w:val="0"/>
+          <w:szCs w:val="24"/>
+        </w:rPr>
+      </w:pPr>
+    </w:p>
+    <w:tbl>
+      <w:tblPr>
+        <w:tblStyle w:val="af"/>
+        <w:tblW w:w="0" w:type="auto"/>
+        <w:shd w:val="clear" w:color="auto" w:fill="DEEAF6" w:themeFill="accent1" w:themeFillTint="33"/>
+        <w:tblLook w:val="04A0" w:firstRow="1" w:lastRow="0" w:firstColumn="1" w:lastColumn="0" w:noHBand="0" w:noVBand="1"/>
+      </w:tblPr>
+      <w:tblGrid>
+        <w:gridCol w:w="8522"/>
+      </w:tblGrid>
+      <w:tr>
+        <w:tc>
+          <w:tcPr>
+            <w:tcW w:w="8522" w:type="dxa"/>
+            <w:shd w:val="clear" w:color="auto" w:fill="DEEAF6" w:themeFill="accent1" w:themeFillTint="33"/>
+          </w:tcPr>
+          <w:p>
+            <w:pPr>
+              <w:widowControl/>
+              <w:adjustRightInd w:val="0"/>
+              <w:snapToGrid w:val="0"/>
+              <w:jc w:val="left"/>
+              <w:rPr>
+                <w:rFonts w:ascii="Tahoma" w:eastAsia="微软雅黑" w:hAnsi="Tahoma"/>
+                <w:b/>
+                <w:bCs/>
+                <w:kern w:val="0"/>
+                <w:sz w:val="22"/>
+              </w:rPr>
+            </w:pPr>
+            <w:r>
+              <w:rPr>
+                <w:rFonts w:ascii="Tahoma" w:eastAsia="微软雅黑" w:hAnsi="Tahoma" w:hint="eastAsia"/>
+                <w:b/>
+                <w:bCs/>
+                <w:kern w:val="0"/>
+                <w:sz w:val="22"/>
+              </w:rPr>
+              <w:t>关于审美：</w:t>
+            </w:r>
+          </w:p>
+          <w:p>
+            <w:pPr>
+              <w:widowControl/>
+              <w:adjustRightInd w:val="0"/>
+              <w:snapToGrid w:val="0"/>
+              <w:jc w:val="left"/>
+              <w:rPr>
+                <w:rFonts w:ascii="Tahoma" w:eastAsia="微软雅黑" w:hAnsi="Tahoma"/>
+                <w:kern w:val="0"/>
+                <w:sz w:val="22"/>
+              </w:rPr>
+            </w:pPr>
+            <w:r>
+              <w:rPr>
+                <w:rFonts w:ascii="Tahoma" w:eastAsia="微软雅黑" w:hAnsi="Tahoma" w:hint="eastAsia"/>
+                <w:kern w:val="0"/>
+                <w:sz w:val="22"/>
+              </w:rPr>
+              <w:t>经过群友提醒，作者我才注意到，设计出来的框架</w:t>
+            </w:r>
+            <w:r>
+              <w:rPr>
+                <w:rFonts w:ascii="Tahoma" w:eastAsia="微软雅黑" w:hAnsi="Tahoma" w:hint="eastAsia"/>
+                <w:kern w:val="0"/>
+                <w:sz w:val="22"/>
+              </w:rPr>
+              <w:t>可能【</w:t>
+            </w:r>
+            <w:r>
+              <w:rPr>
+                <w:rFonts w:ascii="Tahoma" w:eastAsia="微软雅黑" w:hAnsi="Tahoma" w:hint="eastAsia"/>
+                <w:kern w:val="0"/>
+                <w:sz w:val="22"/>
+              </w:rPr>
+              <w:t>不好看</w:t>
+            </w:r>
+            <w:r>
+              <w:rPr>
+                <w:rFonts w:ascii="Tahoma" w:eastAsia="微软雅黑" w:hAnsi="Tahoma" w:hint="eastAsia"/>
+                <w:kern w:val="0"/>
+                <w:sz w:val="22"/>
+              </w:rPr>
+              <w:t>】</w:t>
+            </w:r>
+            <w:r>
+              <w:rPr>
+                <w:rFonts w:ascii="Tahoma" w:eastAsia="微软雅黑" w:hAnsi="Tahoma" w:hint="eastAsia"/>
+                <w:kern w:val="0"/>
+                <w:sz w:val="22"/>
+              </w:rPr>
+              <w:t>。</w:t>
+            </w:r>
+          </w:p>
+          <w:p>
+            <w:pPr>
+              <w:widowControl/>
+              <w:adjustRightInd w:val="0"/>
+              <w:snapToGrid w:val="0"/>
+              <w:jc w:val="left"/>
+              <w:rPr>
+                <w:rFonts w:ascii="Tahoma" w:eastAsia="微软雅黑" w:hAnsi="Tahoma"/>
+                <w:kern w:val="0"/>
+                <w:sz w:val="22"/>
+              </w:rPr>
+            </w:pPr>
+            <w:r>
+              <w:rPr>
+                <w:rFonts w:ascii="Tahoma" w:eastAsia="微软雅黑" w:hAnsi="Tahoma" w:hint="eastAsia"/>
+                <w:kern w:val="0"/>
+                <w:sz w:val="22"/>
+              </w:rPr>
+              <w:t>这是因为作者我</w:t>
+            </w:r>
+            <w:r>
+              <w:rPr>
+                <w:rFonts w:ascii="Tahoma" w:eastAsia="微软雅黑" w:hAnsi="Tahoma" w:hint="eastAsia"/>
+                <w:kern w:val="0"/>
+                <w:sz w:val="22"/>
+              </w:rPr>
+              <w:t>编写文档</w:t>
+            </w:r>
+            <w:r>
+              <w:rPr>
+                <w:rFonts w:ascii="Tahoma" w:eastAsia="微软雅黑" w:hAnsi="Tahoma" w:hint="eastAsia"/>
+                <w:kern w:val="0"/>
+                <w:sz w:val="22"/>
+              </w:rPr>
+              <w:t>时</w:t>
+            </w:r>
+            <w:r>
+              <w:rPr>
+                <w:rFonts w:ascii="Tahoma" w:eastAsia="微软雅黑" w:hAnsi="Tahoma" w:hint="eastAsia"/>
+                <w:kern w:val="0"/>
+                <w:sz w:val="22"/>
+              </w:rPr>
+              <w:t>，是</w:t>
+            </w:r>
+            <w:r>
+              <w:rPr>
+                <w:rFonts w:ascii="Tahoma" w:eastAsia="微软雅黑" w:hAnsi="Tahoma" w:hint="eastAsia"/>
+                <w:kern w:val="0"/>
+                <w:sz w:val="22"/>
+              </w:rPr>
+              <w:t>以</w:t>
+            </w:r>
+            <w:r>
+              <w:rPr>
+                <w:rFonts w:ascii="Tahoma" w:eastAsia="微软雅黑" w:hAnsi="Tahoma" w:hint="eastAsia"/>
+                <w:kern w:val="0"/>
+                <w:sz w:val="22"/>
+              </w:rPr>
+              <w:t>一个开荒者</w:t>
+            </w:r>
+            <w:r>
+              <w:rPr>
+                <w:rFonts w:ascii="Tahoma" w:eastAsia="微软雅黑" w:hAnsi="Tahoma" w:hint="eastAsia"/>
+                <w:kern w:val="0"/>
+                <w:sz w:val="22"/>
+              </w:rPr>
+              <w:t>的角度思考问题的。开荒者</w:t>
+            </w:r>
+            <w:r>
+              <w:rPr>
+                <w:rFonts w:ascii="Tahoma" w:eastAsia="微软雅黑" w:hAnsi="Tahoma" w:hint="eastAsia"/>
+                <w:kern w:val="0"/>
+                <w:sz w:val="22"/>
+              </w:rPr>
+              <w:t>关注的侧重点是</w:t>
+            </w:r>
+            <w:r>
+              <w:rPr>
+                <w:rFonts w:ascii="Tahoma" w:eastAsia="微软雅黑" w:hAnsi="Tahoma" w:hint="eastAsia"/>
+                <w:kern w:val="0"/>
+                <w:sz w:val="22"/>
+              </w:rPr>
+              <w:t>一</w:t>
+            </w:r>
+            <w:r>
+              <w:rPr>
+                <w:rFonts w:ascii="Tahoma" w:eastAsia="微软雅黑" w:hAnsi="Tahoma" w:hint="eastAsia"/>
+                <w:kern w:val="0"/>
+                <w:sz w:val="22"/>
+              </w:rPr>
+              <w:t>个</w:t>
+            </w:r>
+            <w:r>
+              <w:rPr>
+                <w:rFonts w:ascii="Tahoma" w:eastAsia="微软雅黑" w:hAnsi="Tahoma" w:hint="eastAsia"/>
+                <w:kern w:val="0"/>
+                <w:sz w:val="22"/>
+              </w:rPr>
+              <w:t>满足功能</w:t>
+            </w:r>
+            <w:r>
+              <w:rPr>
+                <w:rFonts w:ascii="Tahoma" w:eastAsia="微软雅黑" w:hAnsi="Tahoma" w:hint="eastAsia"/>
+                <w:kern w:val="0"/>
+                <w:sz w:val="22"/>
+              </w:rPr>
+              <w:t>的框架</w:t>
+            </w:r>
+            <w:r>
+              <w:rPr>
+                <w:rFonts w:ascii="Tahoma" w:eastAsia="微软雅黑" w:hAnsi="Tahoma" w:hint="eastAsia"/>
+                <w:kern w:val="0"/>
+                <w:sz w:val="22"/>
+              </w:rPr>
+              <w:t>和一个</w:t>
+            </w:r>
+            <w:r>
+              <w:rPr>
+                <w:rFonts w:ascii="Tahoma" w:eastAsia="微软雅黑" w:hAnsi="Tahoma" w:hint="eastAsia"/>
+                <w:kern w:val="0"/>
+                <w:sz w:val="22"/>
+              </w:rPr>
+              <w:t>完整的教程说明</w:t>
+            </w:r>
+            <w:r>
+              <w:rPr>
+                <w:rFonts w:ascii="Tahoma" w:eastAsia="微软雅黑" w:hAnsi="Tahoma" w:hint="eastAsia"/>
+                <w:kern w:val="0"/>
+                <w:sz w:val="22"/>
+              </w:rPr>
+              <w:t>，美感是次要因素</w:t>
+            </w:r>
+            <w:r>
+              <w:rPr>
+                <w:rFonts w:ascii="Tahoma" w:eastAsia="微软雅黑" w:hAnsi="Tahoma" w:hint="eastAsia"/>
+                <w:kern w:val="0"/>
+                <w:sz w:val="22"/>
+              </w:rPr>
+              <w:t>，</w:t>
+            </w:r>
+            <w:r>
+              <w:rPr>
+                <w:rFonts w:ascii="Tahoma" w:eastAsia="微软雅黑" w:hAnsi="Tahoma" w:hint="eastAsia"/>
+                <w:kern w:val="0"/>
+                <w:sz w:val="22"/>
+              </w:rPr>
+              <w:t>所以自然显得难看。</w:t>
+            </w:r>
+          </w:p>
+          <w:p>
+            <w:pPr>
+              <w:widowControl/>
+              <w:adjustRightInd w:val="0"/>
+              <w:snapToGrid w:val="0"/>
+              <w:jc w:val="left"/>
+              <w:rPr>
+                <w:rFonts w:ascii="Tahoma" w:eastAsia="微软雅黑" w:hAnsi="Tahoma"/>
+                <w:kern w:val="0"/>
+                <w:sz w:val="22"/>
+              </w:rPr>
+            </w:pPr>
+            <w:r>
+              <w:rPr>
+                <w:rFonts w:ascii="Tahoma" w:eastAsia="微软雅黑" w:hAnsi="Tahoma" w:hint="eastAsia"/>
+                <w:kern w:val="0"/>
+                <w:sz w:val="22"/>
+              </w:rPr>
+              <w:t>作为读者的</w:t>
+            </w:r>
+            <w:r>
+              <w:rPr>
+                <w:rFonts w:ascii="Tahoma" w:eastAsia="微软雅黑" w:hAnsi="Tahoma"/>
+                <w:kern w:val="0"/>
+                <w:sz w:val="22"/>
+              </w:rPr>
+              <w:t>你们</w:t>
+            </w:r>
+            <w:r>
+              <w:rPr>
+                <w:rFonts w:ascii="Tahoma" w:eastAsia="微软雅黑" w:hAnsi="Tahoma" w:hint="eastAsia"/>
+                <w:kern w:val="0"/>
+                <w:sz w:val="22"/>
+              </w:rPr>
+              <w:t>，更多要关注</w:t>
+            </w:r>
+            <w:r>
+              <w:rPr>
+                <w:rFonts w:ascii="Tahoma" w:eastAsia="微软雅黑" w:hAnsi="Tahoma"/>
+                <w:kern w:val="0"/>
+                <w:sz w:val="22"/>
+              </w:rPr>
+              <w:t>的是游戏</w:t>
+            </w:r>
+            <w:r>
+              <w:rPr>
+                <w:rFonts w:ascii="Tahoma" w:eastAsia="微软雅黑" w:hAnsi="Tahoma" w:hint="eastAsia"/>
+                <w:kern w:val="0"/>
+                <w:sz w:val="22"/>
+              </w:rPr>
+              <w:t>的</w:t>
+            </w:r>
+            <w:r>
+              <w:rPr>
+                <w:rFonts w:ascii="Tahoma" w:eastAsia="微软雅黑" w:hAnsi="Tahoma"/>
+                <w:kern w:val="0"/>
+                <w:sz w:val="22"/>
+              </w:rPr>
+              <w:t>细节</w:t>
+            </w:r>
+            <w:r>
+              <w:rPr>
+                <w:rFonts w:ascii="Tahoma" w:eastAsia="微软雅黑" w:hAnsi="Tahoma" w:hint="eastAsia"/>
+                <w:kern w:val="0"/>
+                <w:sz w:val="22"/>
+              </w:rPr>
+              <w:t>和</w:t>
+            </w:r>
+            <w:r>
+              <w:rPr>
+                <w:rFonts w:ascii="Tahoma" w:eastAsia="微软雅黑" w:hAnsi="Tahoma"/>
+                <w:kern w:val="0"/>
+                <w:sz w:val="22"/>
+              </w:rPr>
+              <w:t>UI</w:t>
+            </w:r>
+            <w:r>
+              <w:rPr>
+                <w:rFonts w:ascii="Tahoma" w:eastAsia="微软雅黑" w:hAnsi="Tahoma"/>
+                <w:kern w:val="0"/>
+                <w:sz w:val="22"/>
+              </w:rPr>
+              <w:t>的</w:t>
+            </w:r>
+            <w:r>
+              <w:rPr>
+                <w:rFonts w:ascii="Tahoma" w:eastAsia="微软雅黑" w:hAnsi="Tahoma" w:hint="eastAsia"/>
+                <w:kern w:val="0"/>
+                <w:sz w:val="22"/>
+              </w:rPr>
+              <w:t>设计</w:t>
+            </w:r>
+            <w:r>
+              <w:rPr>
+                <w:rFonts w:ascii="Tahoma" w:eastAsia="微软雅黑" w:hAnsi="Tahoma"/>
+                <w:kern w:val="0"/>
+                <w:sz w:val="22"/>
+              </w:rPr>
+              <w:t>。所以，千万不要把我的</w:t>
+            </w:r>
+            <w:r>
+              <w:rPr>
+                <w:rFonts w:ascii="Tahoma" w:eastAsia="微软雅黑" w:hAnsi="Tahoma" w:hint="eastAsia"/>
+                <w:kern w:val="0"/>
+                <w:sz w:val="22"/>
+              </w:rPr>
+              <w:t>拙劣的</w:t>
+            </w:r>
+            <w:r>
+              <w:rPr>
+                <w:rFonts w:ascii="Tahoma" w:eastAsia="微软雅黑" w:hAnsi="Tahoma"/>
+                <w:kern w:val="0"/>
+                <w:sz w:val="22"/>
+              </w:rPr>
+              <w:t>美术当成</w:t>
+            </w:r>
+            <w:r>
+              <w:rPr>
+                <w:rFonts w:ascii="Tahoma" w:eastAsia="微软雅黑" w:hAnsi="Tahoma" w:hint="eastAsia"/>
+                <w:kern w:val="0"/>
+                <w:sz w:val="22"/>
+              </w:rPr>
+              <w:t>UI</w:t>
+            </w:r>
+            <w:r>
+              <w:rPr>
+                <w:rFonts w:ascii="Tahoma" w:eastAsia="微软雅黑" w:hAnsi="Tahoma" w:hint="eastAsia"/>
+                <w:kern w:val="0"/>
+                <w:sz w:val="22"/>
+              </w:rPr>
+              <w:t>的能力</w:t>
+            </w:r>
+            <w:r>
+              <w:rPr>
+                <w:rFonts w:ascii="Tahoma" w:eastAsia="微软雅黑" w:hAnsi="Tahoma"/>
+                <w:kern w:val="0"/>
+                <w:sz w:val="22"/>
+              </w:rPr>
+              <w:t>上限。希望你们能</w:t>
+            </w:r>
+            <w:r>
+              <w:rPr>
+                <w:rFonts w:ascii="Tahoma" w:eastAsia="微软雅黑" w:hAnsi="Tahoma" w:hint="eastAsia"/>
+                <w:kern w:val="0"/>
+                <w:sz w:val="22"/>
+              </w:rPr>
+              <w:t>在此教程基础上</w:t>
+            </w:r>
+            <w:r>
+              <w:rPr>
+                <w:rFonts w:ascii="Tahoma" w:eastAsia="微软雅黑" w:hAnsi="Tahoma"/>
+                <w:kern w:val="0"/>
+                <w:sz w:val="22"/>
+              </w:rPr>
+              <w:t>设计出</w:t>
+            </w:r>
+            <w:r>
+              <w:rPr>
+                <w:rFonts w:ascii="Tahoma" w:eastAsia="微软雅黑" w:hAnsi="Tahoma" w:hint="eastAsia"/>
+                <w:kern w:val="0"/>
+                <w:sz w:val="22"/>
+              </w:rPr>
+              <w:t>更漂亮</w:t>
+            </w:r>
+            <w:r>
+              <w:rPr>
+                <w:rFonts w:ascii="Tahoma" w:eastAsia="微软雅黑" w:hAnsi="Tahoma"/>
+                <w:kern w:val="0"/>
+                <w:sz w:val="22"/>
+              </w:rPr>
+              <w:t>的</w:t>
+            </w:r>
+            <w:r>
+              <w:rPr>
+                <w:rFonts w:ascii="Tahoma" w:eastAsia="微软雅黑" w:hAnsi="Tahoma" w:hint="eastAsia"/>
+                <w:kern w:val="0"/>
+                <w:sz w:val="22"/>
+              </w:rPr>
+              <w:t>UI</w:t>
+            </w:r>
+            <w:r>
+              <w:rPr>
+                <w:rFonts w:ascii="Tahoma" w:eastAsia="微软雅黑" w:hAnsi="Tahoma"/>
+                <w:kern w:val="0"/>
+                <w:sz w:val="22"/>
+              </w:rPr>
+              <w:t>。</w:t>
+            </w:r>
+          </w:p>
+        </w:tc>
+      </w:tr>
+    </w:tbl>
+    <w:p>
+      <w:pPr>
+        <w:widowControl/>
+        <w:jc w:val="left"/>
+      </w:pPr>
+    </w:p>
+    <w:p>
+      <w:pPr>
+        <w:widowControl/>
+        <w:jc w:val="left"/>
+        <w:rPr>
+          <w:rFonts w:hint="eastAsia"/>
+        </w:rPr>
+      </w:pPr>
+      <w:r>
+        <w:br w:type="page"/>
+      </w:r>
+    </w:p>
+    <w:p>
+      <w:pPr>
+        <w:pStyle w:val="3"/>
+        <w:rPr>
+          <w:rFonts w:hint="eastAsia"/>
+        </w:rPr>
+      </w:pPr>
+      <w:r>
+        <w:rPr>
+          <w:rFonts w:hint="eastAsia"/>
+        </w:rPr>
+        <w:lastRenderedPageBreak/>
+        <w:t>画廊</w:t>
+      </w:r>
+      <w:r>
+        <w:rPr>
+          <w:rFonts w:hint="eastAsia"/>
+        </w:rPr>
+        <w:t>A、B</w:t>
+      </w:r>
+    </w:p>
+    <w:p>
+      <w:pPr>
+        <w:widowControl/>
+        <w:snapToGrid w:val="0"/>
+        <w:jc w:val="left"/>
+        <w:rPr>
+          <w:rFonts w:ascii="Tahoma" w:eastAsia="微软雅黑" w:hAnsi="Tahoma"/>
+          <w:kern w:val="0"/>
+          <w:sz w:val="22"/>
+        </w:rPr>
+      </w:pPr>
+      <w:r>
+        <w:rPr>
+          <w:rFonts w:ascii="Tahoma" w:eastAsia="微软雅黑" w:hAnsi="Tahoma" w:hint="eastAsia"/>
+          <w:kern w:val="0"/>
+          <w:sz w:val="22"/>
+        </w:rPr>
+        <w:t>由于近期没什么特别的设计灵感，</w:t>
+      </w:r>
+      <w:r>
+        <w:rPr>
+          <w:rFonts w:ascii="Tahoma" w:eastAsia="微软雅黑" w:hAnsi="Tahoma" w:hint="eastAsia"/>
+          <w:kern w:val="0"/>
+          <w:sz w:val="22"/>
+        </w:rPr>
+        <w:t>该面板</w:t>
+      </w:r>
+      <w:r>
+        <w:rPr>
+          <w:rFonts w:ascii="Tahoma" w:eastAsia="微软雅黑" w:hAnsi="Tahoma" w:hint="eastAsia"/>
+          <w:kern w:val="0"/>
+          <w:sz w:val="22"/>
+        </w:rPr>
+        <w:t>就不具体设计了</w:t>
+      </w:r>
+      <w:r>
+        <w:rPr>
+          <w:rFonts w:ascii="Tahoma" w:eastAsia="微软雅黑" w:hAnsi="Tahoma" w:hint="eastAsia"/>
+          <w:kern w:val="0"/>
+          <w:sz w:val="22"/>
+        </w:rPr>
+        <w:t>。</w:t>
+      </w:r>
+    </w:p>
+    <w:p>
+      <w:pPr>
+        <w:widowControl/>
+        <w:snapToGrid w:val="0"/>
+        <w:jc w:val="left"/>
+        <w:rPr>
+          <w:rFonts w:ascii="Tahoma" w:eastAsia="微软雅黑" w:hAnsi="Tahoma"/>
+          <w:kern w:val="0"/>
+          <w:sz w:val="22"/>
+        </w:rPr>
+      </w:pPr>
+      <w:r>
+        <w:rPr>
+          <w:rFonts w:ascii="Tahoma" w:eastAsia="微软雅黑" w:hAnsi="Tahoma" w:hint="eastAsia"/>
+          <w:kern w:val="0"/>
+          <w:sz w:val="22"/>
+        </w:rPr>
+        <w:t>作者我就按示例的样子简单弄弄</w:t>
+      </w:r>
+      <w:r>
+        <w:rPr>
+          <w:rFonts w:ascii="Tahoma" w:eastAsia="微软雅黑" w:hAnsi="Tahoma" w:hint="eastAsia"/>
+          <w:kern w:val="0"/>
+          <w:sz w:val="22"/>
+        </w:rPr>
+        <w:t>。</w:t>
+      </w:r>
+    </w:p>
+    <w:p>
+      <w:pPr>
+        <w:rPr>
+          <w:rFonts w:ascii="Tahoma" w:eastAsia="微软雅黑" w:hAnsi="Tahoma" w:cstheme="minorBidi" w:hint="eastAsia"/>
+          <w:kern w:val="0"/>
+          <w:sz w:val="22"/>
+        </w:rPr>
+      </w:pPr>
+      <w:r>
+        <w:rPr>
+          <w:rFonts w:ascii="Tahoma" w:eastAsia="微软雅黑" w:hAnsi="Tahoma" w:cstheme="minorBidi" w:hint="eastAsia"/>
+          <w:kern w:val="0"/>
+          <w:sz w:val="22"/>
+        </w:rPr>
+        <w:t>》</w:t>
+      </w:r>
+      <w:r>
+        <w:rPr>
+          <w:rFonts w:ascii="Tahoma" w:eastAsia="微软雅黑" w:hAnsi="Tahoma" w:cstheme="minorBidi" w:hint="eastAsia"/>
+          <w:kern w:val="0"/>
+          <w:sz w:val="22"/>
+        </w:rPr>
+        <w:t>纯菜单设计</w:t>
+      </w:r>
+    </w:p>
+    <w:p>
+      <w:pPr>
+        <w:widowControl/>
+        <w:adjustRightInd w:val="0"/>
+        <w:snapToGrid w:val="0"/>
+        <w:jc w:val="left"/>
+        <w:rPr>
           <w:rFonts w:ascii="Tahoma" w:eastAsia="微软雅黑" w:hAnsi="Tahoma" w:cstheme="minorBidi"/>
           <w:kern w:val="0"/>
           <w:sz w:val="22"/>
@@ -5254,7 +6757,94 @@
           <w:kern w:val="0"/>
           <w:sz w:val="22"/>
         </w:rPr>
-        <w:t>点击画廊按钮后，进入画廊列表，以供玩家查看。</w:t>
+        <w:t>纯菜单设计顾名思义，即在主菜单界面或者标题界面，开启一个画廊按钮。</w:t>
+      </w:r>
+    </w:p>
+    <w:p>
+      <w:pPr>
+        <w:widowControl/>
+        <w:adjustRightInd w:val="0"/>
+        <w:snapToGrid w:val="0"/>
+        <w:jc w:val="left"/>
+        <w:rPr>
+          <w:rFonts w:ascii="Tahoma" w:eastAsia="微软雅黑" w:hAnsi="Tahoma" w:cstheme="minorBidi"/>
+          <w:kern w:val="0"/>
+          <w:sz w:val="22"/>
+        </w:rPr>
+      </w:pPr>
+      <w:r>
+        <w:rPr>
+          <w:rFonts w:ascii="Tahoma" w:eastAsia="微软雅黑" w:hAnsi="Tahoma" w:cstheme="minorBidi" w:hint="eastAsia"/>
+          <w:kern w:val="0"/>
+          <w:sz w:val="22"/>
+        </w:rPr>
+        <w:t>点击画廊按钮后，</w:t>
+      </w:r>
+      <w:r>
+        <w:rPr>
+          <w:rFonts w:ascii="Tahoma" w:eastAsia="微软雅黑" w:hAnsi="Tahoma" w:cstheme="minorBidi" w:hint="eastAsia"/>
+          <w:kern w:val="0"/>
+          <w:sz w:val="22"/>
+        </w:rPr>
+        <w:t>即可进入</w:t>
+      </w:r>
+      <w:r>
+        <w:rPr>
+          <w:rFonts w:ascii="Tahoma" w:eastAsia="微软雅黑" w:hAnsi="Tahoma" w:cstheme="minorBidi" w:hint="eastAsia"/>
+          <w:kern w:val="0"/>
+          <w:sz w:val="22"/>
+        </w:rPr>
+        <w:t xml:space="preserve"> </w:t>
+      </w:r>
+      <w:r>
+        <w:rPr>
+          <w:rFonts w:ascii="Tahoma" w:eastAsia="微软雅黑" w:hAnsi="Tahoma" w:cstheme="minorBidi" w:hint="eastAsia"/>
+          <w:kern w:val="0"/>
+          <w:sz w:val="22"/>
+        </w:rPr>
+        <w:t>原图</w:t>
+      </w:r>
+      <w:proofErr w:type="gramStart"/>
+      <w:r>
+        <w:rPr>
+          <w:rFonts w:ascii="Tahoma" w:eastAsia="微软雅黑" w:hAnsi="Tahoma" w:cstheme="minorBidi" w:hint="eastAsia"/>
+          <w:kern w:val="0"/>
+          <w:sz w:val="22"/>
+        </w:rPr>
+        <w:t>查看器</w:t>
+      </w:r>
+      <w:proofErr w:type="gramEnd"/>
+      <w:r>
+        <w:rPr>
+          <w:rFonts w:ascii="Tahoma" w:eastAsia="微软雅黑" w:hAnsi="Tahoma" w:cstheme="minorBidi" w:hint="eastAsia"/>
+          <w:kern w:val="0"/>
+          <w:sz w:val="22"/>
+        </w:rPr>
+        <w:t xml:space="preserve"> </w:t>
+      </w:r>
+      <w:r>
+        <w:rPr>
+          <w:rFonts w:ascii="Tahoma" w:eastAsia="微软雅黑" w:hAnsi="Tahoma" w:cstheme="minorBidi" w:hint="eastAsia"/>
+          <w:kern w:val="0"/>
+          <w:sz w:val="22"/>
+        </w:rPr>
+        <w:t>查看</w:t>
+      </w:r>
+      <w:r>
+        <w:rPr>
+          <w:rFonts w:ascii="Tahoma" w:eastAsia="微软雅黑" w:hAnsi="Tahoma" w:cstheme="minorBidi" w:hint="eastAsia"/>
+          <w:kern w:val="0"/>
+          <w:sz w:val="22"/>
+        </w:rPr>
+        <w:t>大图</w:t>
+      </w:r>
+      <w:r>
+        <w:rPr>
+          <w:rFonts w:ascii="Tahoma" w:eastAsia="微软雅黑" w:hAnsi="Tahoma" w:cstheme="minorBidi" w:hint="eastAsia"/>
+          <w:kern w:val="0"/>
+          <w:sz w:val="22"/>
+        </w:rPr>
+        <w:t>。</w:t>
       </w:r>
     </w:p>
     <w:p>
@@ -5275,9 +6865,9 @@
           <w:noProof/>
         </w:rPr>
         <w:drawing>
-          <wp:inline distT="0" distB="0" distL="0" distR="0" wp14:anchorId="616B2CC2" wp14:editId="2C6C6E0C">
-            <wp:extent cx="2407920" cy="1833229"/>
-            <wp:effectExtent l="0" t="0" r="0" b="0"/>
+          <wp:inline distT="0" distB="0" distL="0" distR="0" wp14:anchorId="5F8A54A3" wp14:editId="0EFA640A">
+            <wp:extent cx="2990850" cy="2277033"/>
+            <wp:effectExtent l="0" t="0" r="0" b="9525"/>
             <wp:docPr id="1164903139" name="图片 1"/>
             <wp:cNvGraphicFramePr>
               <a:graphicFrameLocks xmlns:a="http://schemas.openxmlformats.org/drawingml/2006/main" noChangeAspect="1"/>
@@ -5307,7 +6897,7 @@
                   <pic:spPr bwMode="auto">
                     <a:xfrm>
                       <a:off x="0" y="0"/>
-                      <a:ext cx="2427452" cy="1848099"/>
+                      <a:ext cx="3023284" cy="2301726"/>
                     </a:xfrm>
                     <a:prstGeom prst="rect">
                       <a:avLst/>
@@ -5326,21 +6916,59 @@
     </w:p>
     <w:p>
       <w:pPr>
-        <w:pStyle w:val="4"/>
-        <w:spacing w:before="0" w:after="120" w:line="240" w:lineRule="auto"/>
-        <w:rPr>
-          <w:rFonts w:ascii="微软雅黑" w:eastAsia="微软雅黑" w:hAnsi="微软雅黑" w:hint="eastAsia"/>
-          <w:sz w:val="22"/>
-          <w:szCs w:val="22"/>
-        </w:rPr>
-      </w:pPr>
-      <w:r>
-        <w:rPr>
-          <w:rFonts w:ascii="微软雅黑" w:eastAsia="微软雅黑" w:hAnsi="微软雅黑" w:hint="eastAsia"/>
-          <w:sz w:val="22"/>
-          <w:szCs w:val="22"/>
-        </w:rPr>
-        <w:t>2）单图模式+地图事件 设计</w:t>
+        <w:rPr>
+          <w:rFonts w:ascii="Tahoma" w:eastAsia="微软雅黑" w:hAnsi="Tahoma" w:cstheme="minorBidi" w:hint="eastAsia"/>
+          <w:kern w:val="0"/>
+          <w:sz w:val="22"/>
+        </w:rPr>
+      </w:pPr>
+      <w:r>
+        <w:rPr>
+          <w:rFonts w:ascii="Tahoma" w:eastAsia="微软雅黑" w:hAnsi="Tahoma" w:cstheme="minorBidi" w:hint="eastAsia"/>
+          <w:kern w:val="0"/>
+          <w:sz w:val="22"/>
+        </w:rPr>
+        <w:t>》</w:t>
+      </w:r>
+      <w:r>
+        <w:rPr>
+          <w:rFonts w:ascii="Tahoma" w:eastAsia="微软雅黑" w:hAnsi="Tahoma" w:cstheme="minorBidi" w:hint="eastAsia"/>
+          <w:kern w:val="0"/>
+          <w:sz w:val="22"/>
+        </w:rPr>
+        <w:t>单图模式</w:t>
+      </w:r>
+      <w:r>
+        <w:rPr>
+          <w:rFonts w:ascii="Tahoma" w:eastAsia="微软雅黑" w:hAnsi="Tahoma" w:cstheme="minorBidi" w:hint="eastAsia"/>
+          <w:kern w:val="0"/>
+          <w:sz w:val="22"/>
+        </w:rPr>
+        <w:t>+</w:t>
+      </w:r>
+      <w:r>
+        <w:rPr>
+          <w:rFonts w:ascii="Tahoma" w:eastAsia="微软雅黑" w:hAnsi="Tahoma" w:cstheme="minorBidi" w:hint="eastAsia"/>
+          <w:kern w:val="0"/>
+          <w:sz w:val="22"/>
+        </w:rPr>
+        <w:t>地图事件</w:t>
+      </w:r>
+      <w:r>
+        <w:rPr>
+          <w:rFonts w:ascii="Tahoma" w:eastAsia="微软雅黑" w:hAnsi="Tahoma" w:cstheme="minorBidi" w:hint="eastAsia"/>
+          <w:kern w:val="0"/>
+          <w:sz w:val="22"/>
+        </w:rPr>
+        <w:t xml:space="preserve"> </w:t>
+      </w:r>
+      <w:r>
+        <w:rPr>
+          <w:rFonts w:ascii="Tahoma" w:eastAsia="微软雅黑" w:hAnsi="Tahoma" w:cstheme="minorBidi" w:hint="eastAsia"/>
+          <w:kern w:val="0"/>
+          <w:sz w:val="22"/>
+        </w:rPr>
+        <w:t>设计</w:t>
       </w:r>
     </w:p>
     <w:p>
@@ -5401,9 +7029,9 @@
           <w:noProof/>
         </w:rPr>
         <w:drawing>
-          <wp:inline distT="0" distB="0" distL="0" distR="0" wp14:anchorId="2F6DE87D" wp14:editId="7F469DD1">
-            <wp:extent cx="2377440" cy="1450973"/>
-            <wp:effectExtent l="0" t="0" r="3810" b="0"/>
+          <wp:inline distT="0" distB="0" distL="0" distR="0" wp14:anchorId="52D74652" wp14:editId="2A7038DF">
+            <wp:extent cx="2457450" cy="1499804"/>
+            <wp:effectExtent l="0" t="0" r="0" b="5715"/>
             <wp:docPr id="2000071718" name="图片 7"/>
             <wp:cNvGraphicFramePr>
               <a:graphicFrameLocks xmlns:a="http://schemas.openxmlformats.org/drawingml/2006/main" noChangeAspect="1"/>
@@ -5433,7 +7061,7 @@
                   <pic:spPr bwMode="auto">
                     <a:xfrm>
                       <a:off x="0" y="0"/>
-                      <a:ext cx="2385710" cy="1456020"/>
+                      <a:ext cx="2469909" cy="1507408"/>
                     </a:xfrm>
                     <a:prstGeom prst="rect">
                       <a:avLst/>
@@ -5453,21 +7081,14 @@
     <w:p>
       <w:pPr>
         <w:widowControl/>
-        <w:snapToGrid w:val="0"/>
-        <w:spacing w:after="200"/>
         <w:jc w:val="center"/>
-        <w:rPr>
-          <w:rFonts w:ascii="宋体" w:hAnsi="宋体" w:cs="宋体" w:hint="eastAsia"/>
-          <w:kern w:val="0"/>
-          <w:szCs w:val="24"/>
-        </w:rPr>
       </w:pPr>
       <w:r>
         <w:rPr>
           <w:noProof/>
         </w:rPr>
         <w:drawing>
-          <wp:inline distT="0" distB="0" distL="0" distR="0" wp14:anchorId="4ABC11F8" wp14:editId="4E1D2618">
+          <wp:inline distT="0" distB="0" distL="0" distR="0" wp14:anchorId="655CFA6E" wp14:editId="3B003A3C">
             <wp:extent cx="4450080" cy="579120"/>
             <wp:effectExtent l="0" t="0" r="7620" b="0"/>
             <wp:docPr id="288924654" name="图片 8"/>
@@ -5516,446 +7137,26 @@
         </w:drawing>
       </w:r>
     </w:p>
-    <w:tbl>
-      <w:tblPr>
-        <w:tblStyle w:val="af"/>
-        <w:tblW w:w="0" w:type="auto"/>
-        <w:shd w:val="clear" w:color="auto" w:fill="DEEAF6" w:themeFill="accent1" w:themeFillTint="33"/>
-        <w:tblLook w:val="04A0" w:firstRow="1" w:lastRow="0" w:firstColumn="1" w:lastColumn="0" w:noHBand="0" w:noVBand="1"/>
-      </w:tblPr>
-      <w:tblGrid>
-        <w:gridCol w:w="8522"/>
-      </w:tblGrid>
-      <w:tr>
-        <w:tc>
-          <w:tcPr>
-            <w:tcW w:w="8522" w:type="dxa"/>
-            <w:shd w:val="clear" w:color="auto" w:fill="DEEAF6" w:themeFill="accent1" w:themeFillTint="33"/>
-          </w:tcPr>
-          <w:p>
-            <w:pPr>
-              <w:widowControl/>
-              <w:adjustRightInd w:val="0"/>
-              <w:snapToGrid w:val="0"/>
-              <w:jc w:val="left"/>
-              <w:rPr>
-                <w:rFonts w:ascii="Tahoma" w:eastAsia="微软雅黑" w:hAnsi="Tahoma"/>
-                <w:b/>
-                <w:bCs/>
-                <w:kern w:val="0"/>
-                <w:sz w:val="22"/>
-              </w:rPr>
-            </w:pPr>
-            <w:r>
-              <w:rPr>
-                <w:rFonts w:ascii="Tahoma" w:eastAsia="微软雅黑" w:hAnsi="Tahoma" w:hint="eastAsia"/>
-                <w:b/>
-                <w:bCs/>
-                <w:kern w:val="0"/>
-                <w:sz w:val="22"/>
-              </w:rPr>
-              <w:t>关于审美：</w:t>
-            </w:r>
-          </w:p>
-          <w:p>
-            <w:pPr>
-              <w:widowControl/>
-              <w:adjustRightInd w:val="0"/>
-              <w:snapToGrid w:val="0"/>
-              <w:jc w:val="left"/>
-              <w:rPr>
-                <w:rFonts w:ascii="Tahoma" w:eastAsia="微软雅黑" w:hAnsi="Tahoma"/>
-                <w:kern w:val="0"/>
-                <w:sz w:val="22"/>
-              </w:rPr>
-            </w:pPr>
-            <w:r>
-              <w:rPr>
-                <w:rFonts w:ascii="Tahoma" w:eastAsia="微软雅黑" w:hAnsi="Tahoma" w:hint="eastAsia"/>
-                <w:kern w:val="0"/>
-                <w:sz w:val="22"/>
-              </w:rPr>
-              <w:t>经过群友提醒，作者我才注意到，设计出来的框架</w:t>
-            </w:r>
-            <w:r>
-              <w:rPr>
-                <w:rFonts w:ascii="Tahoma" w:eastAsia="微软雅黑" w:hAnsi="Tahoma" w:hint="eastAsia"/>
-                <w:kern w:val="0"/>
-                <w:sz w:val="22"/>
-              </w:rPr>
-              <w:t>可能【</w:t>
-            </w:r>
-            <w:r>
-              <w:rPr>
-                <w:rFonts w:ascii="Tahoma" w:eastAsia="微软雅黑" w:hAnsi="Tahoma" w:hint="eastAsia"/>
-                <w:kern w:val="0"/>
-                <w:sz w:val="22"/>
-              </w:rPr>
-              <w:t>不好看</w:t>
-            </w:r>
-            <w:r>
-              <w:rPr>
-                <w:rFonts w:ascii="Tahoma" w:eastAsia="微软雅黑" w:hAnsi="Tahoma" w:hint="eastAsia"/>
-                <w:kern w:val="0"/>
-                <w:sz w:val="22"/>
-              </w:rPr>
-              <w:t>】</w:t>
-            </w:r>
-            <w:r>
-              <w:rPr>
-                <w:rFonts w:ascii="Tahoma" w:eastAsia="微软雅黑" w:hAnsi="Tahoma" w:hint="eastAsia"/>
-                <w:kern w:val="0"/>
-                <w:sz w:val="22"/>
-              </w:rPr>
-              <w:t>。</w:t>
-            </w:r>
-          </w:p>
-          <w:p>
-            <w:pPr>
-              <w:widowControl/>
-              <w:adjustRightInd w:val="0"/>
-              <w:snapToGrid w:val="0"/>
-              <w:jc w:val="left"/>
-              <w:rPr>
-                <w:rFonts w:ascii="Tahoma" w:eastAsia="微软雅黑" w:hAnsi="Tahoma"/>
-                <w:kern w:val="0"/>
-                <w:sz w:val="22"/>
-              </w:rPr>
-            </w:pPr>
-            <w:r>
-              <w:rPr>
-                <w:rFonts w:ascii="Tahoma" w:eastAsia="微软雅黑" w:hAnsi="Tahoma" w:hint="eastAsia"/>
-                <w:kern w:val="0"/>
-                <w:sz w:val="22"/>
-              </w:rPr>
-              <w:t>这是因为作者我</w:t>
-            </w:r>
-            <w:r>
-              <w:rPr>
-                <w:rFonts w:ascii="Tahoma" w:eastAsia="微软雅黑" w:hAnsi="Tahoma" w:hint="eastAsia"/>
-                <w:kern w:val="0"/>
-                <w:sz w:val="22"/>
-              </w:rPr>
-              <w:t>编写文档</w:t>
-            </w:r>
-            <w:r>
-              <w:rPr>
-                <w:rFonts w:ascii="Tahoma" w:eastAsia="微软雅黑" w:hAnsi="Tahoma" w:hint="eastAsia"/>
-                <w:kern w:val="0"/>
-                <w:sz w:val="22"/>
-              </w:rPr>
-              <w:t>时</w:t>
-            </w:r>
-            <w:r>
-              <w:rPr>
-                <w:rFonts w:ascii="Tahoma" w:eastAsia="微软雅黑" w:hAnsi="Tahoma" w:hint="eastAsia"/>
-                <w:kern w:val="0"/>
-                <w:sz w:val="22"/>
-              </w:rPr>
-              <w:t>，是</w:t>
-            </w:r>
-            <w:r>
-              <w:rPr>
-                <w:rFonts w:ascii="Tahoma" w:eastAsia="微软雅黑" w:hAnsi="Tahoma" w:hint="eastAsia"/>
-                <w:kern w:val="0"/>
-                <w:sz w:val="22"/>
-              </w:rPr>
-              <w:t>以</w:t>
-            </w:r>
-            <w:r>
-              <w:rPr>
-                <w:rFonts w:ascii="Tahoma" w:eastAsia="微软雅黑" w:hAnsi="Tahoma" w:hint="eastAsia"/>
-                <w:kern w:val="0"/>
-                <w:sz w:val="22"/>
-              </w:rPr>
-              <w:t>一个开荒者</w:t>
-            </w:r>
-            <w:r>
-              <w:rPr>
-                <w:rFonts w:ascii="Tahoma" w:eastAsia="微软雅黑" w:hAnsi="Tahoma" w:hint="eastAsia"/>
-                <w:kern w:val="0"/>
-                <w:sz w:val="22"/>
-              </w:rPr>
-              <w:t>的角度思考问题的。开荒者</w:t>
-            </w:r>
-            <w:r>
-              <w:rPr>
-                <w:rFonts w:ascii="Tahoma" w:eastAsia="微软雅黑" w:hAnsi="Tahoma" w:hint="eastAsia"/>
-                <w:kern w:val="0"/>
-                <w:sz w:val="22"/>
-              </w:rPr>
-              <w:t>关注的侧重点是</w:t>
-            </w:r>
-            <w:r>
-              <w:rPr>
-                <w:rFonts w:ascii="Tahoma" w:eastAsia="微软雅黑" w:hAnsi="Tahoma" w:hint="eastAsia"/>
-                <w:kern w:val="0"/>
-                <w:sz w:val="22"/>
-              </w:rPr>
-              <w:t>一</w:t>
-            </w:r>
-            <w:r>
-              <w:rPr>
-                <w:rFonts w:ascii="Tahoma" w:eastAsia="微软雅黑" w:hAnsi="Tahoma" w:hint="eastAsia"/>
-                <w:kern w:val="0"/>
-                <w:sz w:val="22"/>
-              </w:rPr>
-              <w:t>个</w:t>
-            </w:r>
-            <w:r>
-              <w:rPr>
-                <w:rFonts w:ascii="Tahoma" w:eastAsia="微软雅黑" w:hAnsi="Tahoma" w:hint="eastAsia"/>
-                <w:kern w:val="0"/>
-                <w:sz w:val="22"/>
-              </w:rPr>
-              <w:t>满足功能</w:t>
-            </w:r>
-            <w:r>
-              <w:rPr>
-                <w:rFonts w:ascii="Tahoma" w:eastAsia="微软雅黑" w:hAnsi="Tahoma" w:hint="eastAsia"/>
-                <w:kern w:val="0"/>
-                <w:sz w:val="22"/>
-              </w:rPr>
-              <w:t>的框架</w:t>
-            </w:r>
-            <w:r>
-              <w:rPr>
-                <w:rFonts w:ascii="Tahoma" w:eastAsia="微软雅黑" w:hAnsi="Tahoma" w:hint="eastAsia"/>
-                <w:kern w:val="0"/>
-                <w:sz w:val="22"/>
-              </w:rPr>
-              <w:t>和一个</w:t>
-            </w:r>
-            <w:r>
-              <w:rPr>
-                <w:rFonts w:ascii="Tahoma" w:eastAsia="微软雅黑" w:hAnsi="Tahoma" w:hint="eastAsia"/>
-                <w:kern w:val="0"/>
-                <w:sz w:val="22"/>
-              </w:rPr>
-              <w:t>完整的教程说明</w:t>
-            </w:r>
-            <w:r>
-              <w:rPr>
-                <w:rFonts w:ascii="Tahoma" w:eastAsia="微软雅黑" w:hAnsi="Tahoma" w:hint="eastAsia"/>
-                <w:kern w:val="0"/>
-                <w:sz w:val="22"/>
-              </w:rPr>
-              <w:t>，美感是次要因素</w:t>
-            </w:r>
-            <w:r>
-              <w:rPr>
-                <w:rFonts w:ascii="Tahoma" w:eastAsia="微软雅黑" w:hAnsi="Tahoma" w:hint="eastAsia"/>
-                <w:kern w:val="0"/>
-                <w:sz w:val="22"/>
-              </w:rPr>
-              <w:t>，</w:t>
-            </w:r>
-            <w:r>
-              <w:rPr>
-                <w:rFonts w:ascii="Tahoma" w:eastAsia="微软雅黑" w:hAnsi="Tahoma" w:hint="eastAsia"/>
-                <w:kern w:val="0"/>
-                <w:sz w:val="22"/>
-              </w:rPr>
-              <w:t>所以自然显得难看。</w:t>
-            </w:r>
-          </w:p>
-          <w:p>
-            <w:pPr>
-              <w:widowControl/>
-              <w:adjustRightInd w:val="0"/>
-              <w:snapToGrid w:val="0"/>
-              <w:jc w:val="left"/>
-              <w:rPr>
-                <w:rFonts w:ascii="Tahoma" w:eastAsia="微软雅黑" w:hAnsi="Tahoma"/>
-                <w:kern w:val="0"/>
-                <w:sz w:val="22"/>
-              </w:rPr>
-            </w:pPr>
-            <w:r>
-              <w:rPr>
-                <w:rFonts w:ascii="Tahoma" w:eastAsia="微软雅黑" w:hAnsi="Tahoma" w:hint="eastAsia"/>
-                <w:kern w:val="0"/>
-                <w:sz w:val="22"/>
-              </w:rPr>
-              <w:t>作为读者的</w:t>
-            </w:r>
-            <w:r>
-              <w:rPr>
-                <w:rFonts w:ascii="Tahoma" w:eastAsia="微软雅黑" w:hAnsi="Tahoma"/>
-                <w:kern w:val="0"/>
-                <w:sz w:val="22"/>
-              </w:rPr>
-              <w:t>你们</w:t>
-            </w:r>
-            <w:r>
-              <w:rPr>
-                <w:rFonts w:ascii="Tahoma" w:eastAsia="微软雅黑" w:hAnsi="Tahoma" w:hint="eastAsia"/>
-                <w:kern w:val="0"/>
-                <w:sz w:val="22"/>
-              </w:rPr>
-              <w:t>，更多要关注</w:t>
-            </w:r>
-            <w:r>
-              <w:rPr>
-                <w:rFonts w:ascii="Tahoma" w:eastAsia="微软雅黑" w:hAnsi="Tahoma"/>
-                <w:kern w:val="0"/>
-                <w:sz w:val="22"/>
-              </w:rPr>
-              <w:t>的是游戏</w:t>
-            </w:r>
-            <w:r>
-              <w:rPr>
-                <w:rFonts w:ascii="Tahoma" w:eastAsia="微软雅黑" w:hAnsi="Tahoma" w:hint="eastAsia"/>
-                <w:kern w:val="0"/>
-                <w:sz w:val="22"/>
-              </w:rPr>
-              <w:t>的</w:t>
-            </w:r>
-            <w:r>
-              <w:rPr>
-                <w:rFonts w:ascii="Tahoma" w:eastAsia="微软雅黑" w:hAnsi="Tahoma"/>
-                <w:kern w:val="0"/>
-                <w:sz w:val="22"/>
-              </w:rPr>
-              <w:t>细节</w:t>
-            </w:r>
-            <w:r>
-              <w:rPr>
-                <w:rFonts w:ascii="Tahoma" w:eastAsia="微软雅黑" w:hAnsi="Tahoma" w:hint="eastAsia"/>
-                <w:kern w:val="0"/>
-                <w:sz w:val="22"/>
-              </w:rPr>
-              <w:t>和</w:t>
-            </w:r>
-            <w:r>
-              <w:rPr>
-                <w:rFonts w:ascii="Tahoma" w:eastAsia="微软雅黑" w:hAnsi="Tahoma"/>
-                <w:kern w:val="0"/>
-                <w:sz w:val="22"/>
-              </w:rPr>
-              <w:t>UI</w:t>
-            </w:r>
-            <w:r>
-              <w:rPr>
-                <w:rFonts w:ascii="Tahoma" w:eastAsia="微软雅黑" w:hAnsi="Tahoma"/>
-                <w:kern w:val="0"/>
-                <w:sz w:val="22"/>
-              </w:rPr>
-              <w:t>的</w:t>
-            </w:r>
-            <w:r>
-              <w:rPr>
-                <w:rFonts w:ascii="Tahoma" w:eastAsia="微软雅黑" w:hAnsi="Tahoma" w:hint="eastAsia"/>
-                <w:kern w:val="0"/>
-                <w:sz w:val="22"/>
-              </w:rPr>
-              <w:t>设计</w:t>
-            </w:r>
-            <w:r>
-              <w:rPr>
-                <w:rFonts w:ascii="Tahoma" w:eastAsia="微软雅黑" w:hAnsi="Tahoma"/>
-                <w:kern w:val="0"/>
-                <w:sz w:val="22"/>
-              </w:rPr>
-              <w:t>。所以，千万不要把我的</w:t>
-            </w:r>
-            <w:r>
-              <w:rPr>
-                <w:rFonts w:ascii="Tahoma" w:eastAsia="微软雅黑" w:hAnsi="Tahoma" w:hint="eastAsia"/>
-                <w:kern w:val="0"/>
-                <w:sz w:val="22"/>
-              </w:rPr>
-              <w:t>拙劣的</w:t>
-            </w:r>
-            <w:r>
-              <w:rPr>
-                <w:rFonts w:ascii="Tahoma" w:eastAsia="微软雅黑" w:hAnsi="Tahoma"/>
-                <w:kern w:val="0"/>
-                <w:sz w:val="22"/>
-              </w:rPr>
-              <w:t>美术当成</w:t>
-            </w:r>
-            <w:r>
-              <w:rPr>
-                <w:rFonts w:ascii="Tahoma" w:eastAsia="微软雅黑" w:hAnsi="Tahoma" w:hint="eastAsia"/>
-                <w:kern w:val="0"/>
-                <w:sz w:val="22"/>
-              </w:rPr>
-              <w:t>UI</w:t>
-            </w:r>
-            <w:r>
-              <w:rPr>
-                <w:rFonts w:ascii="Tahoma" w:eastAsia="微软雅黑" w:hAnsi="Tahoma" w:hint="eastAsia"/>
-                <w:kern w:val="0"/>
-                <w:sz w:val="22"/>
-              </w:rPr>
-              <w:t>的能力</w:t>
-            </w:r>
-            <w:r>
-              <w:rPr>
-                <w:rFonts w:ascii="Tahoma" w:eastAsia="微软雅黑" w:hAnsi="Tahoma"/>
-                <w:kern w:val="0"/>
-                <w:sz w:val="22"/>
-              </w:rPr>
-              <w:t>上限。希望你们能</w:t>
-            </w:r>
-            <w:r>
-              <w:rPr>
-                <w:rFonts w:ascii="Tahoma" w:eastAsia="微软雅黑" w:hAnsi="Tahoma" w:hint="eastAsia"/>
-                <w:kern w:val="0"/>
-                <w:sz w:val="22"/>
-              </w:rPr>
-              <w:t>在此教程基础上</w:t>
-            </w:r>
-            <w:r>
-              <w:rPr>
-                <w:rFonts w:ascii="Tahoma" w:eastAsia="微软雅黑" w:hAnsi="Tahoma"/>
-                <w:kern w:val="0"/>
-                <w:sz w:val="22"/>
-              </w:rPr>
-              <w:t>设计出</w:t>
-            </w:r>
-            <w:r>
-              <w:rPr>
-                <w:rFonts w:ascii="Tahoma" w:eastAsia="微软雅黑" w:hAnsi="Tahoma" w:hint="eastAsia"/>
-                <w:kern w:val="0"/>
-                <w:sz w:val="22"/>
-              </w:rPr>
-              <w:t>更漂亮</w:t>
-            </w:r>
-            <w:r>
-              <w:rPr>
-                <w:rFonts w:ascii="Tahoma" w:eastAsia="微软雅黑" w:hAnsi="Tahoma"/>
-                <w:kern w:val="0"/>
-                <w:sz w:val="22"/>
-              </w:rPr>
-              <w:t>的</w:t>
-            </w:r>
-            <w:r>
-              <w:rPr>
-                <w:rFonts w:ascii="Tahoma" w:eastAsia="微软雅黑" w:hAnsi="Tahoma" w:hint="eastAsia"/>
-                <w:kern w:val="0"/>
-                <w:sz w:val="22"/>
-              </w:rPr>
-              <w:t>UI</w:t>
-            </w:r>
-            <w:r>
-              <w:rPr>
-                <w:rFonts w:ascii="Tahoma" w:eastAsia="微软雅黑" w:hAnsi="Tahoma"/>
-                <w:kern w:val="0"/>
-                <w:sz w:val="22"/>
-              </w:rPr>
-              <w:t>。</w:t>
-            </w:r>
-          </w:p>
-        </w:tc>
-      </w:tr>
-    </w:tbl>
     <w:p>
       <w:pPr>
         <w:widowControl/>
         <w:jc w:val="left"/>
-      </w:pPr>
+        <w:rPr>
+          <w:rFonts w:hint="eastAsia"/>
+        </w:rPr>
+      </w:pPr>
+    </w:p>
+    <w:p>
+      <w:pPr>
+        <w:widowControl/>
+        <w:jc w:val="left"/>
+        <w:rPr>
+          <w:rFonts w:hint="eastAsia"/>
+        </w:rPr>
+      </w:pPr>
+      <w:r>
+        <w:br w:type="page"/>
+      </w:r>
     </w:p>
     <w:p>
       <w:pPr>
@@ -5973,6 +7174,12 @@
       </w:r>
       <w:r>
         <w:t>C</w:t>
+      </w:r>
+      <w:r>
+        <w:rPr>
+          <w:rFonts w:hint="eastAsia"/>
+        </w:rPr>
+        <w:t>、D</w:t>
       </w:r>
     </w:p>
     <w:p>
@@ -6099,19 +7306,67 @@
       </w:pPr>
       <w:r>
         <w:rPr>
-          <w:rFonts w:ascii="Tahoma" w:eastAsia="微软雅黑" w:hAnsi="Tahoma" w:hint="eastAsia"/>
-          <w:kern w:val="0"/>
-          <w:sz w:val="22"/>
-        </w:rPr>
-        <w:t>这里，我</w:t>
-      </w:r>
-      <w:r>
-        <w:rPr>
-          <w:rFonts w:ascii="Tahoma" w:eastAsia="微软雅黑" w:hAnsi="Tahoma" w:hint="eastAsia"/>
-          <w:kern w:val="0"/>
-          <w:sz w:val="22"/>
-        </w:rPr>
-        <w:t>想模仿百度的图片查看器，这种横向滚动画布选择查看的画廊。</w:t>
+          <w:rFonts w:ascii="Tahoma" w:eastAsia="微软雅黑" w:hAnsi="Tahoma"/>
+          <w:kern w:val="0"/>
+          <w:sz w:val="22"/>
+        </w:rPr>
+        <w:t>2021</w:t>
+      </w:r>
+      <w:r>
+        <w:rPr>
+          <w:rFonts w:ascii="Tahoma" w:eastAsia="微软雅黑" w:hAnsi="Tahoma" w:hint="eastAsia"/>
+          <w:kern w:val="0"/>
+          <w:sz w:val="22"/>
+        </w:rPr>
+        <w:t>年</w:t>
+      </w:r>
+      <w:r>
+        <w:rPr>
+          <w:rFonts w:ascii="Tahoma" w:eastAsia="微软雅黑" w:hAnsi="Tahoma"/>
+          <w:kern w:val="0"/>
+          <w:sz w:val="22"/>
+        </w:rPr>
+        <w:t>7</w:t>
+      </w:r>
+      <w:r>
+        <w:rPr>
+          <w:rFonts w:ascii="Tahoma" w:eastAsia="微软雅黑" w:hAnsi="Tahoma" w:hint="eastAsia"/>
+          <w:kern w:val="0"/>
+          <w:sz w:val="22"/>
+        </w:rPr>
+        <w:t>月</w:t>
+      </w:r>
+      <w:r>
+        <w:rPr>
+          <w:rFonts w:ascii="Tahoma" w:eastAsia="微软雅黑" w:hAnsi="Tahoma" w:hint="eastAsia"/>
+          <w:kern w:val="0"/>
+          <w:sz w:val="22"/>
+        </w:rPr>
+        <w:t>14</w:t>
+      </w:r>
+      <w:r>
+        <w:rPr>
+          <w:rFonts w:ascii="Tahoma" w:eastAsia="微软雅黑" w:hAnsi="Tahoma" w:hint="eastAsia"/>
+          <w:kern w:val="0"/>
+          <w:sz w:val="22"/>
+        </w:rPr>
+        <w:t>日，作者我完成了画廊</w:t>
+      </w:r>
+      <w:r>
+        <w:rPr>
+          <w:rFonts w:ascii="Tahoma" w:eastAsia="微软雅黑" w:hAnsi="Tahoma" w:hint="eastAsia"/>
+          <w:kern w:val="0"/>
+          <w:sz w:val="22"/>
+        </w:rPr>
+        <w:t>A</w:t>
+      </w:r>
+      <w:r>
+        <w:rPr>
+          <w:rFonts w:ascii="Tahoma" w:eastAsia="微软雅黑" w:hAnsi="Tahoma" w:hint="eastAsia"/>
+          <w:kern w:val="0"/>
+          <w:sz w:val="22"/>
+        </w:rPr>
+        <w:t>，</w:t>
       </w:r>
     </w:p>
     <w:p>
@@ -6122,24 +7377,82 @@
         <w:jc w:val="left"/>
         <w:rPr>
           <w:rFonts w:ascii="Tahoma" w:eastAsia="微软雅黑" w:hAnsi="Tahoma"/>
-          <w:color w:val="A6A6A6" w:themeColor="background1" w:themeShade="A6"/>
-          <w:kern w:val="0"/>
-          <w:sz w:val="22"/>
-        </w:rPr>
-      </w:pPr>
-      <w:r>
-        <w:rPr>
-          <w:rFonts w:ascii="Tahoma" w:eastAsia="微软雅黑" w:hAnsi="Tahoma" w:hint="eastAsia"/>
-          <w:color w:val="A6A6A6" w:themeColor="background1" w:themeShade="A6"/>
-          <w:kern w:val="0"/>
-          <w:sz w:val="22"/>
-        </w:rPr>
-        <w:t>（百度这两个左右按钮，害我又挖了坑，写了</w:t>
-      </w:r>
-      <w:r>
-        <w:rPr>
-          <w:rFonts w:ascii="Tahoma" w:eastAsia="微软雅黑" w:hAnsi="Tahoma" w:hint="eastAsia"/>
-          <w:color w:val="A6A6A6" w:themeColor="background1" w:themeShade="A6"/>
+          <w:kern w:val="0"/>
+          <w:sz w:val="22"/>
+        </w:rPr>
+      </w:pPr>
+      <w:r>
+        <w:rPr>
+          <w:rFonts w:ascii="Tahoma" w:eastAsia="微软雅黑" w:hAnsi="Tahoma" w:hint="eastAsia"/>
+          <w:kern w:val="0"/>
+          <w:sz w:val="22"/>
+        </w:rPr>
+        <w:t>但</w:t>
+      </w:r>
+      <w:r>
+        <w:rPr>
+          <w:rFonts w:ascii="Tahoma" w:eastAsia="微软雅黑" w:hAnsi="Tahoma" w:hint="eastAsia"/>
+          <w:kern w:val="0"/>
+          <w:sz w:val="22"/>
+        </w:rPr>
+        <w:t>我</w:t>
+      </w:r>
+      <w:r>
+        <w:rPr>
+          <w:rFonts w:ascii="Tahoma" w:eastAsia="微软雅黑" w:hAnsi="Tahoma" w:hint="eastAsia"/>
+          <w:kern w:val="0"/>
+          <w:sz w:val="22"/>
+        </w:rPr>
+        <w:t>想模仿百度的图片查看器，这种横向滚动画布选择查看的画廊。</w:t>
+      </w:r>
+    </w:p>
+    <w:p>
+      <w:pPr>
+        <w:widowControl/>
+        <w:adjustRightInd w:val="0"/>
+        <w:snapToGrid w:val="0"/>
+        <w:jc w:val="left"/>
+        <w:rPr>
+          <w:rFonts w:ascii="Tahoma" w:eastAsia="微软雅黑" w:hAnsi="Tahoma"/>
+          <w:kern w:val="0"/>
+          <w:sz w:val="22"/>
+        </w:rPr>
+      </w:pPr>
+      <w:r>
+        <w:rPr>
+          <w:rFonts w:ascii="Tahoma" w:eastAsia="微软雅黑" w:hAnsi="Tahoma" w:hint="eastAsia"/>
+          <w:kern w:val="0"/>
+          <w:sz w:val="22"/>
+        </w:rPr>
+        <w:t>（百度这两个左右按钮，害我又挖了坑，</w:t>
+      </w:r>
+      <w:r>
+        <w:rPr>
+          <w:rFonts w:ascii="Tahoma" w:eastAsia="微软雅黑" w:hAnsi="Tahoma" w:hint="eastAsia"/>
+          <w:kern w:val="0"/>
+          <w:sz w:val="22"/>
+        </w:rPr>
+        <w:t>新</w:t>
+      </w:r>
+      <w:r>
+        <w:rPr>
+          <w:rFonts w:ascii="Tahoma" w:eastAsia="微软雅黑" w:hAnsi="Tahoma" w:hint="eastAsia"/>
+          <w:kern w:val="0"/>
+          <w:sz w:val="22"/>
+        </w:rPr>
+        <w:t>写了</w:t>
+      </w:r>
+      <w:r>
+        <w:rPr>
+          <w:rFonts w:ascii="Tahoma" w:eastAsia="微软雅黑" w:hAnsi="Tahoma" w:hint="eastAsia"/>
+          <w:kern w:val="0"/>
+          <w:sz w:val="22"/>
+        </w:rPr>
+        <w:t>画廊</w:t>
+      </w:r>
+      <w:r>
+        <w:rPr>
+          <w:rFonts w:ascii="Tahoma" w:eastAsia="微软雅黑" w:hAnsi="Tahoma" w:hint="eastAsia"/>
           <w:kern w:val="0"/>
           <w:sz w:val="22"/>
         </w:rPr>
@@ -6148,47 +7461,10 @@
       <w:r>
         <w:rPr>
           <w:rFonts w:ascii="Tahoma" w:eastAsia="微软雅黑" w:hAnsi="Tahoma" w:hint="eastAsia"/>
-          <w:color w:val="A6A6A6" w:themeColor="background1" w:themeShade="A6"/>
-          <w:kern w:val="0"/>
-          <w:sz w:val="22"/>
-        </w:rPr>
-        <w:t>、</w:t>
-      </w:r>
-      <w:r>
-        <w:rPr>
-          <w:rFonts w:ascii="Tahoma" w:eastAsia="微软雅黑" w:hAnsi="Tahoma" w:hint="eastAsia"/>
-          <w:color w:val="A6A6A6" w:themeColor="background1" w:themeShade="A6"/>
-          <w:kern w:val="0"/>
-          <w:sz w:val="22"/>
-        </w:rPr>
-        <w:t>D</w:t>
-      </w:r>
-      <w:r>
-        <w:rPr>
-          <w:rFonts w:ascii="Tahoma" w:eastAsia="微软雅黑" w:hAnsi="Tahoma" w:hint="eastAsia"/>
-          <w:color w:val="A6A6A6" w:themeColor="background1" w:themeShade="A6"/>
-          <w:kern w:val="0"/>
-          <w:sz w:val="22"/>
-        </w:rPr>
-        <w:t>，原先</w:t>
-      </w:r>
-      <w:r>
-        <w:rPr>
-          <w:rFonts w:ascii="Tahoma" w:eastAsia="微软雅黑" w:hAnsi="Tahoma" w:hint="eastAsia"/>
-          <w:color w:val="A6A6A6" w:themeColor="background1" w:themeShade="A6"/>
-          <w:kern w:val="0"/>
-          <w:sz w:val="22"/>
-        </w:rPr>
-        <w:t>都</w:t>
-      </w:r>
-      <w:r>
-        <w:rPr>
-          <w:rFonts w:ascii="Tahoma" w:eastAsia="微软雅黑" w:hAnsi="Tahoma" w:hint="eastAsia"/>
-          <w:color w:val="A6A6A6" w:themeColor="background1" w:themeShade="A6"/>
-          <w:kern w:val="0"/>
-          <w:sz w:val="22"/>
-        </w:rPr>
-        <w:t>没想要加新画廊插件）</w:t>
+          <w:kern w:val="0"/>
+          <w:sz w:val="22"/>
+        </w:rPr>
+        <w:t>，原先都没想要加新画廊插件）</w:t>
       </w:r>
     </w:p>
     <w:p>
@@ -6398,9 +7674,9 @@
           <w:noProof/>
         </w:rPr>
         <w:drawing>
-          <wp:inline distT="0" distB="0" distL="0" distR="0" wp14:anchorId="2391E3F6" wp14:editId="2EE30E83">
-            <wp:extent cx="3619500" cy="2768008"/>
-            <wp:effectExtent l="0" t="0" r="0" b="0"/>
+          <wp:inline distT="0" distB="0" distL="0" distR="0" wp14:anchorId="2391E3F6" wp14:editId="5D4E1551">
+            <wp:extent cx="3486150" cy="2666028"/>
+            <wp:effectExtent l="0" t="0" r="0" b="1270"/>
             <wp:docPr id="23" name="图片 23"/>
             <wp:cNvGraphicFramePr>
               <a:graphicFrameLocks xmlns:a="http://schemas.openxmlformats.org/drawingml/2006/main" noChangeAspect="1"/>
@@ -6430,7 +7706,7 @@
                   <pic:spPr bwMode="auto">
                     <a:xfrm>
                       <a:off x="0" y="0"/>
-                      <a:ext cx="3641491" cy="2784825"/>
+                      <a:ext cx="3509146" cy="2683614"/>
                     </a:xfrm>
                     <a:prstGeom prst="rect">
                       <a:avLst/>
@@ -7080,7 +8356,7 @@
         <w:snapToGrid w:val="0"/>
         <w:jc w:val="center"/>
         <w:rPr>
-          <w:rFonts w:ascii="宋体" w:hAnsi="宋体" w:cs="宋体"/>
+          <w:rFonts w:ascii="宋体" w:hAnsi="宋体" w:cs="宋体" w:hint="eastAsia"/>
           <w:kern w:val="0"/>
           <w:szCs w:val="24"/>
         </w:rPr>
@@ -7718,7 +8994,7 @@
         <w:widowControl/>
         <w:snapToGrid w:val="0"/>
         <w:rPr>
-          <w:rFonts w:ascii="Tahoma" w:eastAsia="微软雅黑" w:hAnsi="Tahoma" w:hint="eastAsia"/>
+          <w:rFonts w:ascii="Tahoma" w:eastAsia="微软雅黑" w:hAnsi="Tahoma"/>
           <w:kern w:val="0"/>
           <w:sz w:val="22"/>
         </w:rPr>
@@ -8266,7 +9542,7 @@
         <w:pStyle w:val="4"/>
         <w:spacing w:before="0" w:after="120" w:line="240" w:lineRule="auto"/>
         <w:rPr>
-          <w:rFonts w:ascii="微软雅黑" w:eastAsia="微软雅黑" w:hAnsi="微软雅黑"/>
+          <w:rFonts w:ascii="微软雅黑" w:eastAsia="微软雅黑" w:hAnsi="微软雅黑" w:hint="eastAsia"/>
           <w:sz w:val="22"/>
           <w:szCs w:val="22"/>
         </w:rPr>
@@ -8580,12 +9856,284 @@
     <w:p>
       <w:pPr>
         <w:widowControl/>
+        <w:jc w:val="left"/>
+        <w:rPr>
+          <w:rFonts w:ascii="Tahoma" w:eastAsia="微软雅黑" w:hAnsi="Tahoma" w:hint="eastAsia"/>
+          <w:kern w:val="0"/>
+          <w:sz w:val="22"/>
+        </w:rPr>
+      </w:pPr>
+      <w:r>
+        <w:rPr>
+          <w:rFonts w:ascii="Tahoma" w:eastAsia="微软雅黑" w:hAnsi="Tahoma"/>
+          <w:kern w:val="0"/>
+          <w:sz w:val="22"/>
+        </w:rPr>
+        <w:br w:type="page"/>
+      </w:r>
+    </w:p>
+    <w:p>
+      <w:pPr>
+        <w:pStyle w:val="4"/>
+        <w:spacing w:before="0" w:after="120" w:line="240" w:lineRule="auto"/>
+        <w:rPr>
+          <w:rFonts w:ascii="微软雅黑" w:eastAsia="微软雅黑" w:hAnsi="微软雅黑" w:hint="eastAsia"/>
+          <w:sz w:val="22"/>
+          <w:szCs w:val="22"/>
+        </w:rPr>
+      </w:pPr>
+      <w:r>
+        <w:rPr>
+          <w:rFonts w:ascii="微软雅黑" w:eastAsia="微软雅黑" w:hAnsi="微软雅黑" w:hint="eastAsia"/>
+          <w:sz w:val="22"/>
+          <w:szCs w:val="22"/>
+        </w:rPr>
+        <w:lastRenderedPageBreak/>
+        <w:t>6.</w:t>
+      </w:r>
+      <w:r>
+        <w:rPr>
+          <w:rFonts w:ascii="微软雅黑" w:eastAsia="微软雅黑" w:hAnsi="微软雅黑"/>
+          <w:sz w:val="22"/>
+          <w:szCs w:val="22"/>
+        </w:rPr>
+        <w:t xml:space="preserve"> </w:t>
+      </w:r>
+      <w:r>
+        <w:rPr>
+          <w:rFonts w:ascii="微软雅黑" w:eastAsia="微软雅黑" w:hAnsi="微软雅黑" w:hint="eastAsia"/>
+          <w:sz w:val="22"/>
+          <w:szCs w:val="22"/>
+        </w:rPr>
+        <w:t>小结</w:t>
+      </w:r>
+    </w:p>
+    <w:tbl>
+      <w:tblPr>
+        <w:tblStyle w:val="af"/>
+        <w:tblW w:w="0" w:type="auto"/>
+        <w:shd w:val="clear" w:color="auto" w:fill="DEEAF6" w:themeFill="accent1" w:themeFillTint="33"/>
+        <w:tblLook w:val="04A0" w:firstRow="1" w:lastRow="0" w:firstColumn="1" w:lastColumn="0" w:noHBand="0" w:noVBand="1"/>
+      </w:tblPr>
+      <w:tblGrid>
+        <w:gridCol w:w="8522"/>
+      </w:tblGrid>
+      <w:tr>
+        <w:tc>
+          <w:tcPr>
+            <w:tcW w:w="8522" w:type="dxa"/>
+            <w:shd w:val="clear" w:color="auto" w:fill="DEEAF6" w:themeFill="accent1" w:themeFillTint="33"/>
+          </w:tcPr>
+          <w:p>
+            <w:pPr>
+              <w:rPr>
+                <w:rFonts w:ascii="Tahoma" w:eastAsia="微软雅黑" w:hAnsi="Tahoma"/>
+                <w:b/>
+                <w:bCs/>
+                <w:kern w:val="0"/>
+                <w:sz w:val="22"/>
+              </w:rPr>
+            </w:pPr>
+            <w:r>
+              <w:rPr>
+                <w:rFonts w:ascii="Tahoma" w:eastAsia="微软雅黑" w:hAnsi="Tahoma" w:hint="eastAsia"/>
+                <w:b/>
+                <w:bCs/>
+                <w:kern w:val="0"/>
+                <w:sz w:val="22"/>
+              </w:rPr>
+              <w:t>小结</w:t>
+            </w:r>
+          </w:p>
+          <w:p>
+            <w:pPr>
+              <w:widowControl/>
+              <w:adjustRightInd w:val="0"/>
+              <w:snapToGrid w:val="0"/>
+              <w:jc w:val="left"/>
+              <w:rPr>
+                <w:rFonts w:ascii="Tahoma" w:eastAsia="微软雅黑" w:hAnsi="Tahoma"/>
+                <w:kern w:val="0"/>
+                <w:sz w:val="22"/>
+              </w:rPr>
+            </w:pPr>
+            <w:r>
+              <w:rPr>
+                <w:rFonts w:ascii="Tahoma" w:eastAsia="微软雅黑" w:hAnsi="Tahoma" w:hint="eastAsia"/>
+                <w:b/>
+                <w:bCs/>
+                <w:kern w:val="0"/>
+                <w:sz w:val="22"/>
+              </w:rPr>
+              <w:t>制作时间：</w:t>
+            </w:r>
+            <w:r>
+              <w:rPr>
+                <w:rFonts w:ascii="Tahoma" w:eastAsia="微软雅黑" w:hAnsi="Tahoma" w:hint="eastAsia"/>
+                <w:kern w:val="0"/>
+                <w:sz w:val="22"/>
+              </w:rPr>
+              <w:t>两天</w:t>
+            </w:r>
+            <w:r>
+              <w:rPr>
+                <w:rFonts w:ascii="Tahoma" w:eastAsia="微软雅黑" w:hAnsi="Tahoma" w:hint="eastAsia"/>
+                <w:kern w:val="0"/>
+                <w:sz w:val="22"/>
+              </w:rPr>
+              <w:t>全天。</w:t>
+            </w:r>
+          </w:p>
+          <w:p>
+            <w:pPr>
+              <w:widowControl/>
+              <w:adjustRightInd w:val="0"/>
+              <w:snapToGrid w:val="0"/>
+              <w:jc w:val="left"/>
+              <w:rPr>
+                <w:rFonts w:ascii="Tahoma" w:eastAsia="微软雅黑" w:hAnsi="Tahoma"/>
+                <w:kern w:val="0"/>
+                <w:sz w:val="22"/>
+              </w:rPr>
+            </w:pPr>
+            <w:r>
+              <w:rPr>
+                <w:rFonts w:ascii="Tahoma" w:eastAsia="微软雅黑" w:hAnsi="Tahoma" w:hint="eastAsia"/>
+                <w:b/>
+                <w:bCs/>
+                <w:kern w:val="0"/>
+                <w:sz w:val="22"/>
+              </w:rPr>
+              <w:t>制作过程：</w:t>
+            </w:r>
+            <w:r>
+              <w:rPr>
+                <w:rFonts w:ascii="Tahoma" w:eastAsia="微软雅黑" w:hAnsi="Tahoma" w:hint="eastAsia"/>
+                <w:kern w:val="0"/>
+                <w:sz w:val="22"/>
+              </w:rPr>
+              <w:t>从灵感设计到完成绘画，</w:t>
+            </w:r>
+            <w:r>
+              <w:rPr>
+                <w:rFonts w:ascii="Tahoma" w:eastAsia="微软雅黑" w:hAnsi="Tahoma" w:hint="eastAsia"/>
+                <w:kern w:val="0"/>
+                <w:sz w:val="22"/>
+              </w:rPr>
+              <w:t>其实作者我在一边修改插件，一边画</w:t>
+            </w:r>
+            <w:r>
+              <w:rPr>
+                <w:rFonts w:ascii="Tahoma" w:eastAsia="微软雅黑" w:hAnsi="Tahoma" w:hint="eastAsia"/>
+                <w:kern w:val="0"/>
+                <w:sz w:val="22"/>
+              </w:rPr>
+              <w:t>UI</w:t>
+            </w:r>
+            <w:r>
+              <w:rPr>
+                <w:rFonts w:ascii="Tahoma" w:eastAsia="微软雅黑" w:hAnsi="Tahoma" w:hint="eastAsia"/>
+                <w:kern w:val="0"/>
+                <w:sz w:val="22"/>
+              </w:rPr>
+              <w:t>并填充内容。断断续续用了两个星期，如果只是</w:t>
+            </w:r>
+            <w:proofErr w:type="gramStart"/>
+            <w:r>
+              <w:rPr>
+                <w:rFonts w:ascii="Tahoma" w:eastAsia="微软雅黑" w:hAnsi="Tahoma" w:hint="eastAsia"/>
+                <w:kern w:val="0"/>
+                <w:sz w:val="22"/>
+              </w:rPr>
+              <w:t>纯设计</w:t>
+            </w:r>
+            <w:proofErr w:type="gramEnd"/>
+            <w:r>
+              <w:rPr>
+                <w:rFonts w:ascii="Tahoma" w:eastAsia="微软雅黑" w:hAnsi="Tahoma" w:hint="eastAsia"/>
+                <w:kern w:val="0"/>
+                <w:sz w:val="22"/>
+              </w:rPr>
+              <w:t>的话，应该两天就差不多了</w:t>
+            </w:r>
+            <w:r>
+              <w:rPr>
+                <w:rFonts w:ascii="Tahoma" w:eastAsia="微软雅黑" w:hAnsi="Tahoma" w:hint="eastAsia"/>
+                <w:kern w:val="0"/>
+                <w:sz w:val="22"/>
+              </w:rPr>
+              <w:t>。</w:t>
+            </w:r>
+          </w:p>
+          <w:p>
+            <w:pPr>
+              <w:widowControl/>
+              <w:adjustRightInd w:val="0"/>
+              <w:snapToGrid w:val="0"/>
+              <w:jc w:val="left"/>
+              <w:rPr>
+                <w:rFonts w:ascii="Tahoma" w:eastAsia="微软雅黑" w:hAnsi="Tahoma"/>
+                <w:kern w:val="0"/>
+                <w:sz w:val="22"/>
+              </w:rPr>
+            </w:pPr>
+            <w:r>
+              <w:rPr>
+                <w:rFonts w:ascii="Tahoma" w:eastAsia="微软雅黑" w:hAnsi="Tahoma" w:hint="eastAsia"/>
+                <w:b/>
+                <w:bCs/>
+                <w:kern w:val="0"/>
+                <w:sz w:val="22"/>
+              </w:rPr>
+              <w:t>制作说明：</w:t>
+            </w:r>
+            <w:r>
+              <w:rPr>
+                <w:rFonts w:ascii="Tahoma" w:eastAsia="微软雅黑" w:hAnsi="Tahoma" w:hint="eastAsia"/>
+                <w:kern w:val="0"/>
+                <w:sz w:val="22"/>
+              </w:rPr>
+              <w:t>画廊比较麻烦的地方，是添加了到标题后，因为全局存储的问题，经常出现游戏更新时，新的</w:t>
+            </w:r>
+            <w:proofErr w:type="gramStart"/>
+            <w:r>
+              <w:rPr>
+                <w:rFonts w:ascii="Tahoma" w:eastAsia="微软雅黑" w:hAnsi="Tahoma" w:hint="eastAsia"/>
+                <w:kern w:val="0"/>
+                <w:sz w:val="22"/>
+              </w:rPr>
+              <w:t>画不能</w:t>
+            </w:r>
+            <w:proofErr w:type="gramEnd"/>
+            <w:r>
+              <w:rPr>
+                <w:rFonts w:ascii="Tahoma" w:eastAsia="微软雅黑" w:hAnsi="Tahoma" w:hint="eastAsia"/>
+                <w:kern w:val="0"/>
+                <w:sz w:val="22"/>
+              </w:rPr>
+              <w:t>出现在画廊中，必须删掉全局存储的文件，才能重新刷新出来</w:t>
+            </w:r>
+            <w:r>
+              <w:rPr>
+                <w:rFonts w:ascii="Tahoma" w:eastAsia="微软雅黑" w:hAnsi="Tahoma" w:hint="eastAsia"/>
+                <w:kern w:val="0"/>
+                <w:sz w:val="22"/>
+              </w:rPr>
+              <w:t>。</w:t>
+            </w:r>
+          </w:p>
+        </w:tc>
+      </w:tr>
+    </w:tbl>
+    <w:p>
+      <w:pPr>
+        <w:widowControl/>
         <w:adjustRightInd w:val="0"/>
         <w:snapToGrid w:val="0"/>
         <w:spacing w:after="200"/>
         <w:jc w:val="left"/>
         <w:rPr>
-          <w:rFonts w:ascii="Tahoma" w:eastAsia="微软雅黑" w:hAnsi="Tahoma"/>
+          <w:rFonts w:ascii="Tahoma" w:eastAsia="微软雅黑" w:hAnsi="Tahoma" w:hint="eastAsia"/>
           <w:kern w:val="0"/>
           <w:sz w:val="22"/>
         </w:rPr>
